--- a/mern_fiit/files/jwt.docx
+++ b/mern_fiit/files/jwt.docx
@@ -12130,6 +12130,1600 @@
         </w:rPr>
         <w:t>;</w:t>
       </w:r>
+    </w:p>
+    <w:p>
+      <w:pPr>
+        <w:rPr>
+          <w:b/>
+          <w:bCs/>
+          <w:sz w:val="32"/>
+          <w:szCs w:val="32"/>
+        </w:rPr>
+      </w:pPr>
+    </w:p>
+    <w:p>
+      <w:pPr>
+        <w:spacing w:before="100" w:beforeAutospacing="1" w:after="100" w:afterAutospacing="1" w:line="240" w:lineRule="auto"/>
+        <w:outlineLvl w:val="1"/>
+        <w:rPr>
+          <w:rFonts w:ascii="Times New Roman" w:eastAsia="Times New Roman" w:hAnsi="Times New Roman" w:cs="Times New Roman"/>
+          <w:b/>
+          <w:bCs/>
+          <w:kern w:val="0"/>
+          <w:sz w:val="36"/>
+          <w:szCs w:val="36"/>
+          <w:lang w:eastAsia="en-IN"/>
+          <w14:ligatures w14:val="none"/>
+        </w:rPr>
+      </w:pPr>
+      <w:r>
+        <w:rPr>
+          <w:rFonts w:ascii="Times New Roman" w:eastAsia="Times New Roman" w:hAnsi="Times New Roman" w:cs="Times New Roman"/>
+          <w:b/>
+          <w:bCs/>
+          <w:kern w:val="0"/>
+          <w:sz w:val="36"/>
+          <w:szCs w:val="36"/>
+          <w:lang w:eastAsia="en-IN"/>
+          <w14:ligatures w14:val="none"/>
+        </w:rPr>
+        <w:lastRenderedPageBreak/>
+        <w:t xml:space="preserve"> Theory Notes</w:t>
+      </w:r>
+    </w:p>
+    <w:p>
+      <w:pPr>
+        <w:spacing w:before="100" w:beforeAutospacing="1" w:after="100" w:afterAutospacing="1" w:line="240" w:lineRule="auto"/>
+        <w:outlineLvl w:val="2"/>
+        <w:rPr>
+          <w:rFonts w:ascii="Times New Roman" w:eastAsia="Times New Roman" w:hAnsi="Times New Roman" w:cs="Times New Roman"/>
+          <w:b/>
+          <w:bCs/>
+          <w:kern w:val="0"/>
+          <w:sz w:val="27"/>
+          <w:szCs w:val="27"/>
+          <w:lang w:eastAsia="en-IN"/>
+          <w14:ligatures w14:val="none"/>
+        </w:rPr>
+      </w:pPr>
+      <w:r>
+        <w:rPr>
+          <w:rFonts w:ascii="Times New Roman" w:eastAsia="Times New Roman" w:hAnsi="Times New Roman" w:cs="Times New Roman"/>
+          <w:b/>
+          <w:bCs/>
+          <w:kern w:val="0"/>
+          <w:sz w:val="27"/>
+          <w:szCs w:val="27"/>
+          <w:lang w:eastAsia="en-IN"/>
+          <w14:ligatures w14:val="none"/>
+        </w:rPr>
+        <w:t>1. Express.js Setup</w:t>
+      </w:r>
+    </w:p>
+    <w:p>
+      <w:pPr>
+        <w:numPr>
+          <w:ilvl w:val="0"/>
+          <w:numId w:val="17"/>
+        </w:numPr>
+        <w:spacing w:before="100" w:beforeAutospacing="1" w:after="100" w:afterAutospacing="1" w:line="240" w:lineRule="auto"/>
+        <w:rPr>
+          <w:rFonts w:ascii="Times New Roman" w:eastAsia="Times New Roman" w:hAnsi="Times New Roman" w:cs="Times New Roman"/>
+          <w:kern w:val="0"/>
+          <w:sz w:val="24"/>
+          <w:szCs w:val="24"/>
+          <w:lang w:eastAsia="en-IN"/>
+          <w14:ligatures w14:val="none"/>
+        </w:rPr>
+      </w:pPr>
+      <w:proofErr w:type="gramStart"/>
+      <w:r>
+        <w:rPr>
+          <w:rFonts w:ascii="Courier New" w:eastAsia="Times New Roman" w:hAnsi="Courier New" w:cs="Courier New"/>
+          <w:kern w:val="0"/>
+          <w:sz w:val="20"/>
+          <w:szCs w:val="20"/>
+          <w:lang w:eastAsia="en-IN"/>
+          <w14:ligatures w14:val="none"/>
+        </w:rPr>
+        <w:t>express(</w:t>
+      </w:r>
+      <w:proofErr w:type="gramEnd"/>
+      <w:r>
+        <w:rPr>
+          <w:rFonts w:ascii="Courier New" w:eastAsia="Times New Roman" w:hAnsi="Courier New" w:cs="Courier New"/>
+          <w:kern w:val="0"/>
+          <w:sz w:val="20"/>
+          <w:szCs w:val="20"/>
+          <w:lang w:eastAsia="en-IN"/>
+          <w14:ligatures w14:val="none"/>
+        </w:rPr>
+        <w:t>)</w:t>
+      </w:r>
+      <w:r>
+        <w:rPr>
+          <w:rFonts w:ascii="Times New Roman" w:eastAsia="Times New Roman" w:hAnsi="Times New Roman" w:cs="Times New Roman"/>
+          <w:kern w:val="0"/>
+          <w:sz w:val="24"/>
+          <w:szCs w:val="24"/>
+          <w:lang w:eastAsia="en-IN"/>
+          <w14:ligatures w14:val="none"/>
+        </w:rPr>
+        <w:t xml:space="preserve"> creates the server.</w:t>
+      </w:r>
+    </w:p>
+    <w:p>
+      <w:pPr>
+        <w:numPr>
+          <w:ilvl w:val="0"/>
+          <w:numId w:val="17"/>
+        </w:numPr>
+        <w:spacing w:before="100" w:beforeAutospacing="1" w:after="100" w:afterAutospacing="1" w:line="240" w:lineRule="auto"/>
+        <w:rPr>
+          <w:rFonts w:ascii="Times New Roman" w:eastAsia="Times New Roman" w:hAnsi="Times New Roman" w:cs="Times New Roman"/>
+          <w:kern w:val="0"/>
+          <w:sz w:val="24"/>
+          <w:szCs w:val="24"/>
+          <w:lang w:eastAsia="en-IN"/>
+          <w14:ligatures w14:val="none"/>
+        </w:rPr>
+      </w:pPr>
+      <w:proofErr w:type="spellStart"/>
+      <w:proofErr w:type="gramStart"/>
+      <w:r>
+        <w:rPr>
+          <w:rFonts w:ascii="Courier New" w:eastAsia="Times New Roman" w:hAnsi="Courier New" w:cs="Courier New"/>
+          <w:kern w:val="0"/>
+          <w:sz w:val="20"/>
+          <w:szCs w:val="20"/>
+          <w:lang w:eastAsia="en-IN"/>
+          <w14:ligatures w14:val="none"/>
+        </w:rPr>
+        <w:t>express.json</w:t>
+      </w:r>
+      <w:proofErr w:type="spellEnd"/>
+      <w:proofErr w:type="gramEnd"/>
+      <w:r>
+        <w:rPr>
+          <w:rFonts w:ascii="Courier New" w:eastAsia="Times New Roman" w:hAnsi="Courier New" w:cs="Courier New"/>
+          <w:kern w:val="0"/>
+          <w:sz w:val="20"/>
+          <w:szCs w:val="20"/>
+          <w:lang w:eastAsia="en-IN"/>
+          <w14:ligatures w14:val="none"/>
+        </w:rPr>
+        <w:t>()</w:t>
+      </w:r>
+      <w:r>
+        <w:rPr>
+          <w:rFonts w:ascii="Times New Roman" w:eastAsia="Times New Roman" w:hAnsi="Times New Roman" w:cs="Times New Roman"/>
+          <w:kern w:val="0"/>
+          <w:sz w:val="24"/>
+          <w:szCs w:val="24"/>
+          <w:lang w:eastAsia="en-IN"/>
+          <w14:ligatures w14:val="none"/>
+        </w:rPr>
+        <w:t xml:space="preserve"> parses JSON request bodies.</w:t>
+      </w:r>
+    </w:p>
+    <w:p>
+      <w:pPr>
+        <w:numPr>
+          <w:ilvl w:val="0"/>
+          <w:numId w:val="17"/>
+        </w:numPr>
+        <w:spacing w:before="100" w:beforeAutospacing="1" w:after="100" w:afterAutospacing="1" w:line="240" w:lineRule="auto"/>
+        <w:rPr>
+          <w:rFonts w:ascii="Times New Roman" w:eastAsia="Times New Roman" w:hAnsi="Times New Roman" w:cs="Times New Roman"/>
+          <w:kern w:val="0"/>
+          <w:sz w:val="24"/>
+          <w:szCs w:val="24"/>
+          <w:lang w:eastAsia="en-IN"/>
+          <w14:ligatures w14:val="none"/>
+        </w:rPr>
+      </w:pPr>
+      <w:r>
+        <w:rPr>
+          <w:rFonts w:ascii="Times New Roman" w:eastAsia="Times New Roman" w:hAnsi="Times New Roman" w:cs="Times New Roman"/>
+          <w:kern w:val="0"/>
+          <w:sz w:val="24"/>
+          <w:szCs w:val="24"/>
+          <w:lang w:eastAsia="en-IN"/>
+          <w14:ligatures w14:val="none"/>
+        </w:rPr>
+        <w:t xml:space="preserve">Routes are modularized in </w:t>
+      </w:r>
+      <w:proofErr w:type="spellStart"/>
+      <w:r>
+        <w:rPr>
+          <w:rFonts w:ascii="Courier New" w:eastAsia="Times New Roman" w:hAnsi="Courier New" w:cs="Courier New"/>
+          <w:kern w:val="0"/>
+          <w:sz w:val="20"/>
+          <w:szCs w:val="20"/>
+          <w:lang w:eastAsia="en-IN"/>
+          <w14:ligatures w14:val="none"/>
+        </w:rPr>
+        <w:t>userRoutes</w:t>
+      </w:r>
+      <w:proofErr w:type="spellEnd"/>
+      <w:r>
+        <w:rPr>
+          <w:rFonts w:ascii="Times New Roman" w:eastAsia="Times New Roman" w:hAnsi="Times New Roman" w:cs="Times New Roman"/>
+          <w:kern w:val="0"/>
+          <w:sz w:val="24"/>
+          <w:szCs w:val="24"/>
+          <w:lang w:eastAsia="en-IN"/>
+          <w14:ligatures w14:val="none"/>
+        </w:rPr>
+        <w:t>.</w:t>
+      </w:r>
+    </w:p>
+    <w:p>
+      <w:pPr>
+        <w:numPr>
+          <w:ilvl w:val="0"/>
+          <w:numId w:val="17"/>
+        </w:numPr>
+        <w:spacing w:before="100" w:beforeAutospacing="1" w:after="100" w:afterAutospacing="1" w:line="240" w:lineRule="auto"/>
+        <w:rPr>
+          <w:rFonts w:ascii="Times New Roman" w:eastAsia="Times New Roman" w:hAnsi="Times New Roman" w:cs="Times New Roman"/>
+          <w:kern w:val="0"/>
+          <w:sz w:val="24"/>
+          <w:szCs w:val="24"/>
+          <w:lang w:eastAsia="en-IN"/>
+          <w14:ligatures w14:val="none"/>
+        </w:rPr>
+      </w:pPr>
+      <w:proofErr w:type="spellStart"/>
+      <w:proofErr w:type="gramStart"/>
+      <w:r>
+        <w:rPr>
+          <w:rFonts w:ascii="Courier New" w:eastAsia="Times New Roman" w:hAnsi="Courier New" w:cs="Courier New"/>
+          <w:kern w:val="0"/>
+          <w:sz w:val="20"/>
+          <w:szCs w:val="20"/>
+          <w:lang w:eastAsia="en-IN"/>
+          <w14:ligatures w14:val="none"/>
+        </w:rPr>
+        <w:t>app.listen</w:t>
+      </w:r>
+      <w:proofErr w:type="spellEnd"/>
+      <w:proofErr w:type="gramEnd"/>
+      <w:r>
+        <w:rPr>
+          <w:rFonts w:ascii="Courier New" w:eastAsia="Times New Roman" w:hAnsi="Courier New" w:cs="Courier New"/>
+          <w:kern w:val="0"/>
+          <w:sz w:val="20"/>
+          <w:szCs w:val="20"/>
+          <w:lang w:eastAsia="en-IN"/>
+          <w14:ligatures w14:val="none"/>
+        </w:rPr>
+        <w:t>(</w:t>
+      </w:r>
+      <w:proofErr w:type="spellStart"/>
+      <w:proofErr w:type="gramStart"/>
+      <w:r>
+        <w:rPr>
+          <w:rFonts w:ascii="Courier New" w:eastAsia="Times New Roman" w:hAnsi="Courier New" w:cs="Courier New"/>
+          <w:kern w:val="0"/>
+          <w:sz w:val="20"/>
+          <w:szCs w:val="20"/>
+          <w:lang w:eastAsia="en-IN"/>
+          <w14:ligatures w14:val="none"/>
+        </w:rPr>
+        <w:t>process.env.PORT</w:t>
+      </w:r>
+      <w:proofErr w:type="spellEnd"/>
+      <w:proofErr w:type="gramEnd"/>
+      <w:r>
+        <w:rPr>
+          <w:rFonts w:ascii="Courier New" w:eastAsia="Times New Roman" w:hAnsi="Courier New" w:cs="Courier New"/>
+          <w:kern w:val="0"/>
+          <w:sz w:val="20"/>
+          <w:szCs w:val="20"/>
+          <w:lang w:eastAsia="en-IN"/>
+          <w14:ligatures w14:val="none"/>
+        </w:rPr>
+        <w:t>)</w:t>
+      </w:r>
+      <w:r>
+        <w:rPr>
+          <w:rFonts w:ascii="Times New Roman" w:eastAsia="Times New Roman" w:hAnsi="Times New Roman" w:cs="Times New Roman"/>
+          <w:kern w:val="0"/>
+          <w:sz w:val="24"/>
+          <w:szCs w:val="24"/>
+          <w:lang w:eastAsia="en-IN"/>
+          <w14:ligatures w14:val="none"/>
+        </w:rPr>
+        <w:t xml:space="preserve"> starts the server on port defined </w:t>
+      </w:r>
+      <w:proofErr w:type="gramStart"/>
+      <w:r>
+        <w:rPr>
+          <w:rFonts w:ascii="Times New Roman" w:eastAsia="Times New Roman" w:hAnsi="Times New Roman" w:cs="Times New Roman"/>
+          <w:kern w:val="0"/>
+          <w:sz w:val="24"/>
+          <w:szCs w:val="24"/>
+          <w:lang w:eastAsia="en-IN"/>
+          <w14:ligatures w14:val="none"/>
+        </w:rPr>
+        <w:t xml:space="preserve">in </w:t>
+      </w:r>
+      <w:r>
+        <w:rPr>
+          <w:rFonts w:ascii="Courier New" w:eastAsia="Times New Roman" w:hAnsi="Courier New" w:cs="Courier New"/>
+          <w:kern w:val="0"/>
+          <w:sz w:val="20"/>
+          <w:szCs w:val="20"/>
+          <w:lang w:eastAsia="en-IN"/>
+          <w14:ligatures w14:val="none"/>
+        </w:rPr>
+        <w:t>.env</w:t>
+      </w:r>
+      <w:proofErr w:type="gramEnd"/>
+      <w:r>
+        <w:rPr>
+          <w:rFonts w:ascii="Times New Roman" w:eastAsia="Times New Roman" w:hAnsi="Times New Roman" w:cs="Times New Roman"/>
+          <w:kern w:val="0"/>
+          <w:sz w:val="24"/>
+          <w:szCs w:val="24"/>
+          <w:lang w:eastAsia="en-IN"/>
+          <w14:ligatures w14:val="none"/>
+        </w:rPr>
+        <w:t>.</w:t>
+      </w:r>
+    </w:p>
+    <w:p>
+      <w:pPr>
+        <w:spacing w:before="100" w:beforeAutospacing="1" w:after="100" w:afterAutospacing="1" w:line="240" w:lineRule="auto"/>
+        <w:outlineLvl w:val="2"/>
+        <w:rPr>
+          <w:rFonts w:ascii="Times New Roman" w:eastAsia="Times New Roman" w:hAnsi="Times New Roman" w:cs="Times New Roman"/>
+          <w:b/>
+          <w:bCs/>
+          <w:kern w:val="0"/>
+          <w:sz w:val="27"/>
+          <w:szCs w:val="27"/>
+          <w:lang w:eastAsia="en-IN"/>
+          <w14:ligatures w14:val="none"/>
+        </w:rPr>
+      </w:pPr>
+      <w:r>
+        <w:rPr>
+          <w:rFonts w:ascii="Times New Roman" w:eastAsia="Times New Roman" w:hAnsi="Times New Roman" w:cs="Times New Roman"/>
+          <w:b/>
+          <w:bCs/>
+          <w:kern w:val="0"/>
+          <w:sz w:val="27"/>
+          <w:szCs w:val="27"/>
+          <w:lang w:eastAsia="en-IN"/>
+          <w14:ligatures w14:val="none"/>
+        </w:rPr>
+        <w:t>2. MySQL Integration</w:t>
+      </w:r>
+    </w:p>
+    <w:p>
+      <w:pPr>
+        <w:numPr>
+          <w:ilvl w:val="0"/>
+          <w:numId w:val="18"/>
+        </w:numPr>
+        <w:spacing w:before="100" w:beforeAutospacing="1" w:after="100" w:afterAutospacing="1" w:line="240" w:lineRule="auto"/>
+        <w:rPr>
+          <w:rFonts w:ascii="Times New Roman" w:eastAsia="Times New Roman" w:hAnsi="Times New Roman" w:cs="Times New Roman"/>
+          <w:kern w:val="0"/>
+          <w:sz w:val="24"/>
+          <w:szCs w:val="24"/>
+          <w:lang w:eastAsia="en-IN"/>
+          <w14:ligatures w14:val="none"/>
+        </w:rPr>
+      </w:pPr>
+      <w:r>
+        <w:rPr>
+          <w:rFonts w:ascii="Times New Roman" w:eastAsia="Times New Roman" w:hAnsi="Times New Roman" w:cs="Times New Roman"/>
+          <w:kern w:val="0"/>
+          <w:sz w:val="24"/>
+          <w:szCs w:val="24"/>
+          <w:lang w:eastAsia="en-IN"/>
+          <w14:ligatures w14:val="none"/>
+        </w:rPr>
+        <w:t xml:space="preserve">Using </w:t>
+      </w:r>
+      <w:r>
+        <w:rPr>
+          <w:rFonts w:ascii="Courier New" w:eastAsia="Times New Roman" w:hAnsi="Courier New" w:cs="Courier New"/>
+          <w:kern w:val="0"/>
+          <w:sz w:val="20"/>
+          <w:szCs w:val="20"/>
+          <w:lang w:eastAsia="en-IN"/>
+          <w14:ligatures w14:val="none"/>
+        </w:rPr>
+        <w:t>mysql2/promise</w:t>
+      </w:r>
+      <w:r>
+        <w:rPr>
+          <w:rFonts w:ascii="Times New Roman" w:eastAsia="Times New Roman" w:hAnsi="Times New Roman" w:cs="Times New Roman"/>
+          <w:kern w:val="0"/>
+          <w:sz w:val="24"/>
+          <w:szCs w:val="24"/>
+          <w:lang w:eastAsia="en-IN"/>
+          <w14:ligatures w14:val="none"/>
+        </w:rPr>
+        <w:t xml:space="preserve"> with </w:t>
+      </w:r>
+      <w:proofErr w:type="spellStart"/>
+      <w:proofErr w:type="gramStart"/>
+      <w:r>
+        <w:rPr>
+          <w:rFonts w:ascii="Courier New" w:eastAsia="Times New Roman" w:hAnsi="Courier New" w:cs="Courier New"/>
+          <w:kern w:val="0"/>
+          <w:sz w:val="20"/>
+          <w:szCs w:val="20"/>
+          <w:lang w:eastAsia="en-IN"/>
+          <w14:ligatures w14:val="none"/>
+        </w:rPr>
+        <w:t>createPool</w:t>
+      </w:r>
+      <w:proofErr w:type="spellEnd"/>
+      <w:r>
+        <w:rPr>
+          <w:rFonts w:ascii="Courier New" w:eastAsia="Times New Roman" w:hAnsi="Courier New" w:cs="Courier New"/>
+          <w:kern w:val="0"/>
+          <w:sz w:val="20"/>
+          <w:szCs w:val="20"/>
+          <w:lang w:eastAsia="en-IN"/>
+          <w14:ligatures w14:val="none"/>
+        </w:rPr>
+        <w:t>(</w:t>
+      </w:r>
+      <w:proofErr w:type="gramEnd"/>
+      <w:r>
+        <w:rPr>
+          <w:rFonts w:ascii="Courier New" w:eastAsia="Times New Roman" w:hAnsi="Courier New" w:cs="Courier New"/>
+          <w:kern w:val="0"/>
+          <w:sz w:val="20"/>
+          <w:szCs w:val="20"/>
+          <w:lang w:eastAsia="en-IN"/>
+          <w14:ligatures w14:val="none"/>
+        </w:rPr>
+        <w:t>)</w:t>
+      </w:r>
+      <w:r>
+        <w:rPr>
+          <w:rFonts w:ascii="Times New Roman" w:eastAsia="Times New Roman" w:hAnsi="Times New Roman" w:cs="Times New Roman"/>
+          <w:kern w:val="0"/>
+          <w:sz w:val="24"/>
+          <w:szCs w:val="24"/>
+          <w:lang w:eastAsia="en-IN"/>
+          <w14:ligatures w14:val="none"/>
+        </w:rPr>
+        <w:t xml:space="preserve"> creates a connection pool.</w:t>
+      </w:r>
+    </w:p>
+    <w:p>
+      <w:pPr>
+        <w:numPr>
+          <w:ilvl w:val="0"/>
+          <w:numId w:val="18"/>
+        </w:numPr>
+        <w:spacing w:before="100" w:beforeAutospacing="1" w:after="100" w:afterAutospacing="1" w:line="240" w:lineRule="auto"/>
+        <w:rPr>
+          <w:rFonts w:ascii="Times New Roman" w:eastAsia="Times New Roman" w:hAnsi="Times New Roman" w:cs="Times New Roman"/>
+          <w:kern w:val="0"/>
+          <w:sz w:val="24"/>
+          <w:szCs w:val="24"/>
+          <w:lang w:eastAsia="en-IN"/>
+          <w14:ligatures w14:val="none"/>
+        </w:rPr>
+      </w:pPr>
+      <w:r>
+        <w:rPr>
+          <w:rFonts w:ascii="Times New Roman" w:eastAsia="Times New Roman" w:hAnsi="Times New Roman" w:cs="Times New Roman"/>
+          <w:kern w:val="0"/>
+          <w:sz w:val="24"/>
+          <w:szCs w:val="24"/>
+          <w:lang w:eastAsia="en-IN"/>
+          <w14:ligatures w14:val="none"/>
+        </w:rPr>
+        <w:t xml:space="preserve">Queries are executed with </w:t>
+      </w:r>
+      <w:r>
+        <w:rPr>
+          <w:rFonts w:ascii="Courier New" w:eastAsia="Times New Roman" w:hAnsi="Courier New" w:cs="Courier New"/>
+          <w:kern w:val="0"/>
+          <w:sz w:val="20"/>
+          <w:szCs w:val="20"/>
+          <w:lang w:eastAsia="en-IN"/>
+          <w14:ligatures w14:val="none"/>
+        </w:rPr>
+        <w:t xml:space="preserve">await </w:t>
+      </w:r>
+      <w:proofErr w:type="spellStart"/>
+      <w:proofErr w:type="gramStart"/>
+      <w:r>
+        <w:rPr>
+          <w:rFonts w:ascii="Courier New" w:eastAsia="Times New Roman" w:hAnsi="Courier New" w:cs="Courier New"/>
+          <w:kern w:val="0"/>
+          <w:sz w:val="20"/>
+          <w:szCs w:val="20"/>
+          <w:lang w:eastAsia="en-IN"/>
+          <w14:ligatures w14:val="none"/>
+        </w:rPr>
+        <w:t>pool.query</w:t>
+      </w:r>
+      <w:proofErr w:type="spellEnd"/>
+      <w:proofErr w:type="gramEnd"/>
+      <w:r>
+        <w:rPr>
+          <w:rFonts w:ascii="Courier New" w:eastAsia="Times New Roman" w:hAnsi="Courier New" w:cs="Courier New"/>
+          <w:kern w:val="0"/>
+          <w:sz w:val="20"/>
+          <w:szCs w:val="20"/>
+          <w:lang w:eastAsia="en-IN"/>
+          <w14:ligatures w14:val="none"/>
+        </w:rPr>
+        <w:t>("SQL", [params])</w:t>
+      </w:r>
+      <w:r>
+        <w:rPr>
+          <w:rFonts w:ascii="Times New Roman" w:eastAsia="Times New Roman" w:hAnsi="Times New Roman" w:cs="Times New Roman"/>
+          <w:kern w:val="0"/>
+          <w:sz w:val="24"/>
+          <w:szCs w:val="24"/>
+          <w:lang w:eastAsia="en-IN"/>
+          <w14:ligatures w14:val="none"/>
+        </w:rPr>
+        <w:t>.</w:t>
+      </w:r>
+    </w:p>
+    <w:p>
+      <w:pPr>
+        <w:numPr>
+          <w:ilvl w:val="0"/>
+          <w:numId w:val="18"/>
+        </w:numPr>
+        <w:spacing w:before="100" w:beforeAutospacing="1" w:after="100" w:afterAutospacing="1" w:line="240" w:lineRule="auto"/>
+        <w:rPr>
+          <w:rFonts w:ascii="Times New Roman" w:eastAsia="Times New Roman" w:hAnsi="Times New Roman" w:cs="Times New Roman"/>
+          <w:kern w:val="0"/>
+          <w:sz w:val="24"/>
+          <w:szCs w:val="24"/>
+          <w:lang w:eastAsia="en-IN"/>
+          <w14:ligatures w14:val="none"/>
+        </w:rPr>
+      </w:pPr>
+      <w:r>
+        <w:rPr>
+          <w:rFonts w:ascii="Times New Roman" w:eastAsia="Times New Roman" w:hAnsi="Times New Roman" w:cs="Times New Roman"/>
+          <w:kern w:val="0"/>
+          <w:sz w:val="24"/>
+          <w:szCs w:val="24"/>
+          <w:lang w:eastAsia="en-IN"/>
+          <w14:ligatures w14:val="none"/>
+        </w:rPr>
+        <w:t>Pooling improves performance by reusing connections.</w:t>
+      </w:r>
+    </w:p>
+    <w:p>
+      <w:pPr>
+        <w:spacing w:before="100" w:beforeAutospacing="1" w:after="100" w:afterAutospacing="1" w:line="240" w:lineRule="auto"/>
+        <w:outlineLvl w:val="2"/>
+        <w:rPr>
+          <w:rFonts w:ascii="Times New Roman" w:eastAsia="Times New Roman" w:hAnsi="Times New Roman" w:cs="Times New Roman"/>
+          <w:b/>
+          <w:bCs/>
+          <w:kern w:val="0"/>
+          <w:sz w:val="27"/>
+          <w:szCs w:val="27"/>
+          <w:lang w:eastAsia="en-IN"/>
+          <w14:ligatures w14:val="none"/>
+        </w:rPr>
+      </w:pPr>
+      <w:r>
+        <w:rPr>
+          <w:rFonts w:ascii="Times New Roman" w:eastAsia="Times New Roman" w:hAnsi="Times New Roman" w:cs="Times New Roman"/>
+          <w:b/>
+          <w:bCs/>
+          <w:kern w:val="0"/>
+          <w:sz w:val="27"/>
+          <w:szCs w:val="27"/>
+          <w:lang w:eastAsia="en-IN"/>
+          <w14:ligatures w14:val="none"/>
+        </w:rPr>
+        <w:t>3. Password Hashing</w:t>
+      </w:r>
+    </w:p>
+    <w:p>
+      <w:pPr>
+        <w:numPr>
+          <w:ilvl w:val="0"/>
+          <w:numId w:val="19"/>
+        </w:numPr>
+        <w:spacing w:before="100" w:beforeAutospacing="1" w:after="100" w:afterAutospacing="1" w:line="240" w:lineRule="auto"/>
+        <w:rPr>
+          <w:rFonts w:ascii="Times New Roman" w:eastAsia="Times New Roman" w:hAnsi="Times New Roman" w:cs="Times New Roman"/>
+          <w:kern w:val="0"/>
+          <w:sz w:val="24"/>
+          <w:szCs w:val="24"/>
+          <w:lang w:eastAsia="en-IN"/>
+          <w14:ligatures w14:val="none"/>
+        </w:rPr>
+      </w:pPr>
+      <w:proofErr w:type="spellStart"/>
+      <w:r>
+        <w:rPr>
+          <w:rFonts w:ascii="Times New Roman" w:eastAsia="Times New Roman" w:hAnsi="Times New Roman" w:cs="Times New Roman"/>
+          <w:b/>
+          <w:bCs/>
+          <w:kern w:val="0"/>
+          <w:sz w:val="24"/>
+          <w:szCs w:val="24"/>
+          <w:lang w:eastAsia="en-IN"/>
+          <w14:ligatures w14:val="none"/>
+        </w:rPr>
+        <w:t>bcrypt</w:t>
+      </w:r>
+      <w:proofErr w:type="spellEnd"/>
+      <w:r>
+        <w:rPr>
+          <w:rFonts w:ascii="Times New Roman" w:eastAsia="Times New Roman" w:hAnsi="Times New Roman" w:cs="Times New Roman"/>
+          <w:kern w:val="0"/>
+          <w:sz w:val="24"/>
+          <w:szCs w:val="24"/>
+          <w:lang w:eastAsia="en-IN"/>
+          <w14:ligatures w14:val="none"/>
+        </w:rPr>
+        <w:t xml:space="preserve"> is used to hash passwords before storing them.</w:t>
+      </w:r>
+    </w:p>
+    <w:p>
+      <w:pPr>
+        <w:numPr>
+          <w:ilvl w:val="0"/>
+          <w:numId w:val="19"/>
+        </w:numPr>
+        <w:spacing w:before="100" w:beforeAutospacing="1" w:after="100" w:afterAutospacing="1" w:line="240" w:lineRule="auto"/>
+        <w:rPr>
+          <w:rFonts w:ascii="Times New Roman" w:eastAsia="Times New Roman" w:hAnsi="Times New Roman" w:cs="Times New Roman"/>
+          <w:kern w:val="0"/>
+          <w:sz w:val="24"/>
+          <w:szCs w:val="24"/>
+          <w:lang w:eastAsia="en-IN"/>
+          <w14:ligatures w14:val="none"/>
+        </w:rPr>
+      </w:pPr>
+      <w:proofErr w:type="spellStart"/>
+      <w:proofErr w:type="gramStart"/>
+      <w:r>
+        <w:rPr>
+          <w:rFonts w:ascii="Courier New" w:eastAsia="Times New Roman" w:hAnsi="Courier New" w:cs="Courier New"/>
+          <w:kern w:val="0"/>
+          <w:sz w:val="20"/>
+          <w:szCs w:val="20"/>
+          <w:lang w:eastAsia="en-IN"/>
+          <w14:ligatures w14:val="none"/>
+        </w:rPr>
+        <w:t>bcrypt.hash</w:t>
+      </w:r>
+      <w:proofErr w:type="spellEnd"/>
+      <w:proofErr w:type="gramEnd"/>
+      <w:r>
+        <w:rPr>
+          <w:rFonts w:ascii="Courier New" w:eastAsia="Times New Roman" w:hAnsi="Courier New" w:cs="Courier New"/>
+          <w:kern w:val="0"/>
+          <w:sz w:val="20"/>
+          <w:szCs w:val="20"/>
+          <w:lang w:eastAsia="en-IN"/>
+          <w14:ligatures w14:val="none"/>
+        </w:rPr>
+        <w:t>(password, 10)</w:t>
+      </w:r>
+      <w:r>
+        <w:rPr>
+          <w:rFonts w:ascii="Times New Roman" w:eastAsia="Times New Roman" w:hAnsi="Times New Roman" w:cs="Times New Roman"/>
+          <w:kern w:val="0"/>
+          <w:sz w:val="24"/>
+          <w:szCs w:val="24"/>
+          <w:lang w:eastAsia="en-IN"/>
+          <w14:ligatures w14:val="none"/>
+        </w:rPr>
+        <w:t xml:space="preserve"> → generates a secure hash.</w:t>
+      </w:r>
+    </w:p>
+    <w:p>
+      <w:pPr>
+        <w:numPr>
+          <w:ilvl w:val="0"/>
+          <w:numId w:val="19"/>
+        </w:numPr>
+        <w:spacing w:before="100" w:beforeAutospacing="1" w:after="100" w:afterAutospacing="1" w:line="240" w:lineRule="auto"/>
+        <w:rPr>
+          <w:rFonts w:ascii="Times New Roman" w:eastAsia="Times New Roman" w:hAnsi="Times New Roman" w:cs="Times New Roman"/>
+          <w:kern w:val="0"/>
+          <w:sz w:val="24"/>
+          <w:szCs w:val="24"/>
+          <w:lang w:eastAsia="en-IN"/>
+          <w14:ligatures w14:val="none"/>
+        </w:rPr>
+      </w:pPr>
+      <w:proofErr w:type="spellStart"/>
+      <w:proofErr w:type="gramStart"/>
+      <w:r>
+        <w:rPr>
+          <w:rFonts w:ascii="Courier New" w:eastAsia="Times New Roman" w:hAnsi="Courier New" w:cs="Courier New"/>
+          <w:kern w:val="0"/>
+          <w:sz w:val="20"/>
+          <w:szCs w:val="20"/>
+          <w:lang w:eastAsia="en-IN"/>
+          <w14:ligatures w14:val="none"/>
+        </w:rPr>
+        <w:t>bcrypt.compare</w:t>
+      </w:r>
+      <w:proofErr w:type="spellEnd"/>
+      <w:proofErr w:type="gramEnd"/>
+      <w:r>
+        <w:rPr>
+          <w:rFonts w:ascii="Courier New" w:eastAsia="Times New Roman" w:hAnsi="Courier New" w:cs="Courier New"/>
+          <w:kern w:val="0"/>
+          <w:sz w:val="20"/>
+          <w:szCs w:val="20"/>
+          <w:lang w:eastAsia="en-IN"/>
+          <w14:ligatures w14:val="none"/>
+        </w:rPr>
+        <w:t>(plain, hash)</w:t>
+      </w:r>
+      <w:r>
+        <w:rPr>
+          <w:rFonts w:ascii="Times New Roman" w:eastAsia="Times New Roman" w:hAnsi="Times New Roman" w:cs="Times New Roman"/>
+          <w:kern w:val="0"/>
+          <w:sz w:val="24"/>
+          <w:szCs w:val="24"/>
+          <w:lang w:eastAsia="en-IN"/>
+          <w14:ligatures w14:val="none"/>
+        </w:rPr>
+        <w:t xml:space="preserve"> → verifies login credentials.</w:t>
+      </w:r>
+    </w:p>
+    <w:p>
+      <w:pPr>
+        <w:numPr>
+          <w:ilvl w:val="0"/>
+          <w:numId w:val="19"/>
+        </w:numPr>
+        <w:spacing w:before="100" w:beforeAutospacing="1" w:after="100" w:afterAutospacing="1" w:line="240" w:lineRule="auto"/>
+        <w:rPr>
+          <w:rFonts w:ascii="Times New Roman" w:eastAsia="Times New Roman" w:hAnsi="Times New Roman" w:cs="Times New Roman"/>
+          <w:kern w:val="0"/>
+          <w:sz w:val="24"/>
+          <w:szCs w:val="24"/>
+          <w:lang w:eastAsia="en-IN"/>
+          <w14:ligatures w14:val="none"/>
+        </w:rPr>
+      </w:pPr>
+      <w:r>
+        <w:rPr>
+          <w:rFonts w:ascii="Times New Roman" w:eastAsia="Times New Roman" w:hAnsi="Times New Roman" w:cs="Times New Roman"/>
+          <w:kern w:val="0"/>
+          <w:sz w:val="24"/>
+          <w:szCs w:val="24"/>
+          <w:lang w:eastAsia="en-IN"/>
+          <w14:ligatures w14:val="none"/>
+        </w:rPr>
+        <w:t>Storing plain text passwords is insecure; hashing prevents exposure.</w:t>
+      </w:r>
+    </w:p>
+    <w:p>
+      <w:pPr>
+        <w:spacing w:before="100" w:beforeAutospacing="1" w:after="100" w:afterAutospacing="1" w:line="240" w:lineRule="auto"/>
+        <w:outlineLvl w:val="2"/>
+        <w:rPr>
+          <w:rFonts w:ascii="Times New Roman" w:eastAsia="Times New Roman" w:hAnsi="Times New Roman" w:cs="Times New Roman"/>
+          <w:b/>
+          <w:bCs/>
+          <w:kern w:val="0"/>
+          <w:sz w:val="27"/>
+          <w:szCs w:val="27"/>
+          <w:lang w:eastAsia="en-IN"/>
+          <w14:ligatures w14:val="none"/>
+        </w:rPr>
+      </w:pPr>
+      <w:r>
+        <w:rPr>
+          <w:rFonts w:ascii="Times New Roman" w:eastAsia="Times New Roman" w:hAnsi="Times New Roman" w:cs="Times New Roman"/>
+          <w:b/>
+          <w:bCs/>
+          <w:kern w:val="0"/>
+          <w:sz w:val="27"/>
+          <w:szCs w:val="27"/>
+          <w:lang w:eastAsia="en-IN"/>
+          <w14:ligatures w14:val="none"/>
+        </w:rPr>
+        <w:t>4. JWT Authentication</w:t>
+      </w:r>
+    </w:p>
+    <w:p>
+      <w:pPr>
+        <w:numPr>
+          <w:ilvl w:val="0"/>
+          <w:numId w:val="20"/>
+        </w:numPr>
+        <w:spacing w:before="100" w:beforeAutospacing="1" w:after="100" w:afterAutospacing="1" w:line="240" w:lineRule="auto"/>
+        <w:rPr>
+          <w:rFonts w:ascii="Times New Roman" w:eastAsia="Times New Roman" w:hAnsi="Times New Roman" w:cs="Times New Roman"/>
+          <w:kern w:val="0"/>
+          <w:sz w:val="24"/>
+          <w:szCs w:val="24"/>
+          <w:lang w:eastAsia="en-IN"/>
+          <w14:ligatures w14:val="none"/>
+        </w:rPr>
+      </w:pPr>
+      <w:r>
+        <w:rPr>
+          <w:rFonts w:ascii="Times New Roman" w:eastAsia="Times New Roman" w:hAnsi="Times New Roman" w:cs="Times New Roman"/>
+          <w:b/>
+          <w:bCs/>
+          <w:kern w:val="0"/>
+          <w:sz w:val="24"/>
+          <w:szCs w:val="24"/>
+          <w:lang w:eastAsia="en-IN"/>
+          <w14:ligatures w14:val="none"/>
+        </w:rPr>
+        <w:t>JWT (JSON Web Token)</w:t>
+      </w:r>
+      <w:r>
+        <w:rPr>
+          <w:rFonts w:ascii="Times New Roman" w:eastAsia="Times New Roman" w:hAnsi="Times New Roman" w:cs="Times New Roman"/>
+          <w:kern w:val="0"/>
+          <w:sz w:val="24"/>
+          <w:szCs w:val="24"/>
+          <w:lang w:eastAsia="en-IN"/>
+          <w14:ligatures w14:val="none"/>
+        </w:rPr>
+        <w:t xml:space="preserve"> is used for stateless authentication.</w:t>
+      </w:r>
+    </w:p>
+    <w:p>
+      <w:pPr>
+        <w:numPr>
+          <w:ilvl w:val="0"/>
+          <w:numId w:val="20"/>
+        </w:numPr>
+        <w:spacing w:before="100" w:beforeAutospacing="1" w:after="100" w:afterAutospacing="1" w:line="240" w:lineRule="auto"/>
+        <w:rPr>
+          <w:rFonts w:ascii="Times New Roman" w:eastAsia="Times New Roman" w:hAnsi="Times New Roman" w:cs="Times New Roman"/>
+          <w:kern w:val="0"/>
+          <w:sz w:val="24"/>
+          <w:szCs w:val="24"/>
+          <w:lang w:eastAsia="en-IN"/>
+          <w14:ligatures w14:val="none"/>
+        </w:rPr>
+      </w:pPr>
+      <w:proofErr w:type="spellStart"/>
+      <w:proofErr w:type="gramStart"/>
+      <w:r>
+        <w:rPr>
+          <w:rFonts w:ascii="Courier New" w:eastAsia="Times New Roman" w:hAnsi="Courier New" w:cs="Courier New"/>
+          <w:kern w:val="0"/>
+          <w:sz w:val="20"/>
+          <w:szCs w:val="20"/>
+          <w:lang w:eastAsia="en-IN"/>
+          <w14:ligatures w14:val="none"/>
+        </w:rPr>
+        <w:t>jwt.sign</w:t>
+      </w:r>
+      <w:proofErr w:type="spellEnd"/>
+      <w:proofErr w:type="gramEnd"/>
+      <w:r>
+        <w:rPr>
+          <w:rFonts w:ascii="Courier New" w:eastAsia="Times New Roman" w:hAnsi="Courier New" w:cs="Courier New"/>
+          <w:kern w:val="0"/>
+          <w:sz w:val="20"/>
+          <w:szCs w:val="20"/>
+          <w:lang w:eastAsia="en-IN"/>
+          <w14:ligatures w14:val="none"/>
+        </w:rPr>
+        <w:t xml:space="preserve">(payload, secret, </w:t>
+      </w:r>
+      <w:proofErr w:type="gramStart"/>
+      <w:r>
+        <w:rPr>
+          <w:rFonts w:ascii="Courier New" w:eastAsia="Times New Roman" w:hAnsi="Courier New" w:cs="Courier New"/>
+          <w:kern w:val="0"/>
+          <w:sz w:val="20"/>
+          <w:szCs w:val="20"/>
+          <w:lang w:eastAsia="en-IN"/>
+          <w14:ligatures w14:val="none"/>
+        </w:rPr>
+        <w:t xml:space="preserve">{ </w:t>
+      </w:r>
+      <w:proofErr w:type="spellStart"/>
+      <w:r>
+        <w:rPr>
+          <w:rFonts w:ascii="Courier New" w:eastAsia="Times New Roman" w:hAnsi="Courier New" w:cs="Courier New"/>
+          <w:kern w:val="0"/>
+          <w:sz w:val="20"/>
+          <w:szCs w:val="20"/>
+          <w:lang w:eastAsia="en-IN"/>
+          <w14:ligatures w14:val="none"/>
+        </w:rPr>
+        <w:t>expiresIn</w:t>
+      </w:r>
+      <w:proofErr w:type="spellEnd"/>
+      <w:proofErr w:type="gramEnd"/>
+      <w:r>
+        <w:rPr>
+          <w:rFonts w:ascii="Courier New" w:eastAsia="Times New Roman" w:hAnsi="Courier New" w:cs="Courier New"/>
+          <w:kern w:val="0"/>
+          <w:sz w:val="20"/>
+          <w:szCs w:val="20"/>
+          <w:lang w:eastAsia="en-IN"/>
+          <w14:ligatures w14:val="none"/>
+        </w:rPr>
+        <w:t xml:space="preserve"> })</w:t>
+      </w:r>
+      <w:r>
+        <w:rPr>
+          <w:rFonts w:ascii="Times New Roman" w:eastAsia="Times New Roman" w:hAnsi="Times New Roman" w:cs="Times New Roman"/>
+          <w:kern w:val="0"/>
+          <w:sz w:val="24"/>
+          <w:szCs w:val="24"/>
+          <w:lang w:eastAsia="en-IN"/>
+          <w14:ligatures w14:val="none"/>
+        </w:rPr>
+        <w:t xml:space="preserve"> → creates token.</w:t>
+      </w:r>
+    </w:p>
+    <w:p>
+      <w:pPr>
+        <w:numPr>
+          <w:ilvl w:val="0"/>
+          <w:numId w:val="20"/>
+        </w:numPr>
+        <w:spacing w:before="100" w:beforeAutospacing="1" w:after="100" w:afterAutospacing="1" w:line="240" w:lineRule="auto"/>
+        <w:rPr>
+          <w:rFonts w:ascii="Times New Roman" w:eastAsia="Times New Roman" w:hAnsi="Times New Roman" w:cs="Times New Roman"/>
+          <w:kern w:val="0"/>
+          <w:sz w:val="24"/>
+          <w:szCs w:val="24"/>
+          <w:lang w:eastAsia="en-IN"/>
+          <w14:ligatures w14:val="none"/>
+        </w:rPr>
+      </w:pPr>
+      <w:proofErr w:type="spellStart"/>
+      <w:proofErr w:type="gramStart"/>
+      <w:r>
+        <w:rPr>
+          <w:rFonts w:ascii="Courier New" w:eastAsia="Times New Roman" w:hAnsi="Courier New" w:cs="Courier New"/>
+          <w:kern w:val="0"/>
+          <w:sz w:val="20"/>
+          <w:szCs w:val="20"/>
+          <w:lang w:eastAsia="en-IN"/>
+          <w14:ligatures w14:val="none"/>
+        </w:rPr>
+        <w:t>jwt.verify</w:t>
+      </w:r>
+      <w:proofErr w:type="spellEnd"/>
+      <w:proofErr w:type="gramEnd"/>
+      <w:r>
+        <w:rPr>
+          <w:rFonts w:ascii="Courier New" w:eastAsia="Times New Roman" w:hAnsi="Courier New" w:cs="Courier New"/>
+          <w:kern w:val="0"/>
+          <w:sz w:val="20"/>
+          <w:szCs w:val="20"/>
+          <w:lang w:eastAsia="en-IN"/>
+          <w14:ligatures w14:val="none"/>
+        </w:rPr>
+        <w:t>(token, secret)</w:t>
+      </w:r>
+      <w:r>
+        <w:rPr>
+          <w:rFonts w:ascii="Times New Roman" w:eastAsia="Times New Roman" w:hAnsi="Times New Roman" w:cs="Times New Roman"/>
+          <w:kern w:val="0"/>
+          <w:sz w:val="24"/>
+          <w:szCs w:val="24"/>
+          <w:lang w:eastAsia="en-IN"/>
+          <w14:ligatures w14:val="none"/>
+        </w:rPr>
+        <w:t xml:space="preserve"> → validates token.</w:t>
+      </w:r>
+    </w:p>
+    <w:p>
+      <w:pPr>
+        <w:numPr>
+          <w:ilvl w:val="0"/>
+          <w:numId w:val="20"/>
+        </w:numPr>
+        <w:spacing w:before="100" w:beforeAutospacing="1" w:after="100" w:afterAutospacing="1" w:line="240" w:lineRule="auto"/>
+        <w:rPr>
+          <w:rFonts w:ascii="Times New Roman" w:eastAsia="Times New Roman" w:hAnsi="Times New Roman" w:cs="Times New Roman"/>
+          <w:kern w:val="0"/>
+          <w:sz w:val="24"/>
+          <w:szCs w:val="24"/>
+          <w:lang w:eastAsia="en-IN"/>
+          <w14:ligatures w14:val="none"/>
+        </w:rPr>
+      </w:pPr>
+      <w:r>
+        <w:rPr>
+          <w:rFonts w:ascii="Times New Roman" w:eastAsia="Times New Roman" w:hAnsi="Times New Roman" w:cs="Times New Roman"/>
+          <w:kern w:val="0"/>
+          <w:sz w:val="24"/>
+          <w:szCs w:val="24"/>
+          <w:lang w:eastAsia="en-IN"/>
+          <w14:ligatures w14:val="none"/>
+        </w:rPr>
+        <w:t xml:space="preserve">Tokens are sent in the </w:t>
+      </w:r>
+      <w:r>
+        <w:rPr>
+          <w:rFonts w:ascii="Courier New" w:eastAsia="Times New Roman" w:hAnsi="Courier New" w:cs="Courier New"/>
+          <w:kern w:val="0"/>
+          <w:sz w:val="20"/>
+          <w:szCs w:val="20"/>
+          <w:lang w:eastAsia="en-IN"/>
+          <w14:ligatures w14:val="none"/>
+        </w:rPr>
+        <w:t>Authorization</w:t>
+      </w:r>
+      <w:r>
+        <w:rPr>
+          <w:rFonts w:ascii="Times New Roman" w:eastAsia="Times New Roman" w:hAnsi="Times New Roman" w:cs="Times New Roman"/>
+          <w:kern w:val="0"/>
+          <w:sz w:val="24"/>
+          <w:szCs w:val="24"/>
+          <w:lang w:eastAsia="en-IN"/>
+          <w14:ligatures w14:val="none"/>
+        </w:rPr>
+        <w:t xml:space="preserve"> header.</w:t>
+      </w:r>
+    </w:p>
+    <w:p>
+      <w:pPr>
+        <w:numPr>
+          <w:ilvl w:val="0"/>
+          <w:numId w:val="20"/>
+        </w:numPr>
+        <w:spacing w:before="100" w:beforeAutospacing="1" w:after="100" w:afterAutospacing="1" w:line="240" w:lineRule="auto"/>
+        <w:rPr>
+          <w:rFonts w:ascii="Times New Roman" w:eastAsia="Times New Roman" w:hAnsi="Times New Roman" w:cs="Times New Roman"/>
+          <w:kern w:val="0"/>
+          <w:sz w:val="24"/>
+          <w:szCs w:val="24"/>
+          <w:lang w:eastAsia="en-IN"/>
+          <w14:ligatures w14:val="none"/>
+        </w:rPr>
+      </w:pPr>
+      <w:r>
+        <w:rPr>
+          <w:rFonts w:ascii="Times New Roman" w:eastAsia="Times New Roman" w:hAnsi="Times New Roman" w:cs="Times New Roman"/>
+          <w:kern w:val="0"/>
+          <w:sz w:val="24"/>
+          <w:szCs w:val="24"/>
+          <w:lang w:eastAsia="en-IN"/>
+          <w14:ligatures w14:val="none"/>
+        </w:rPr>
+        <w:t>Middleware (</w:t>
+      </w:r>
+      <w:proofErr w:type="spellStart"/>
+      <w:r>
+        <w:rPr>
+          <w:rFonts w:ascii="Courier New" w:eastAsia="Times New Roman" w:hAnsi="Courier New" w:cs="Courier New"/>
+          <w:kern w:val="0"/>
+          <w:sz w:val="20"/>
+          <w:szCs w:val="20"/>
+          <w:lang w:eastAsia="en-IN"/>
+          <w14:ligatures w14:val="none"/>
+        </w:rPr>
+        <w:t>authMiddleware</w:t>
+      </w:r>
+      <w:proofErr w:type="spellEnd"/>
+      <w:r>
+        <w:rPr>
+          <w:rFonts w:ascii="Times New Roman" w:eastAsia="Times New Roman" w:hAnsi="Times New Roman" w:cs="Times New Roman"/>
+          <w:kern w:val="0"/>
+          <w:sz w:val="24"/>
+          <w:szCs w:val="24"/>
+          <w:lang w:eastAsia="en-IN"/>
+          <w14:ligatures w14:val="none"/>
+        </w:rPr>
+        <w:t>) checks token validity before allowing access.</w:t>
+      </w:r>
+    </w:p>
+    <w:p>
+      <w:pPr>
+        <w:spacing w:before="100" w:beforeAutospacing="1" w:after="100" w:afterAutospacing="1" w:line="240" w:lineRule="auto"/>
+        <w:outlineLvl w:val="2"/>
+        <w:rPr>
+          <w:rFonts w:ascii="Times New Roman" w:eastAsia="Times New Roman" w:hAnsi="Times New Roman" w:cs="Times New Roman"/>
+          <w:b/>
+          <w:bCs/>
+          <w:kern w:val="0"/>
+          <w:sz w:val="27"/>
+          <w:szCs w:val="27"/>
+          <w:lang w:eastAsia="en-IN"/>
+          <w14:ligatures w14:val="none"/>
+        </w:rPr>
+      </w:pPr>
+      <w:r>
+        <w:rPr>
+          <w:rFonts w:ascii="Times New Roman" w:eastAsia="Times New Roman" w:hAnsi="Times New Roman" w:cs="Times New Roman"/>
+          <w:b/>
+          <w:bCs/>
+          <w:kern w:val="0"/>
+          <w:sz w:val="27"/>
+          <w:szCs w:val="27"/>
+          <w:lang w:eastAsia="en-IN"/>
+          <w14:ligatures w14:val="none"/>
+        </w:rPr>
+        <w:t>5. REST API Endpoints</w:t>
+      </w:r>
+    </w:p>
+    <w:p>
+      <w:pPr>
+        <w:numPr>
+          <w:ilvl w:val="0"/>
+          <w:numId w:val="21"/>
+        </w:numPr>
+        <w:spacing w:before="100" w:beforeAutospacing="1" w:after="100" w:afterAutospacing="1" w:line="240" w:lineRule="auto"/>
+        <w:rPr>
+          <w:rFonts w:ascii="Times New Roman" w:eastAsia="Times New Roman" w:hAnsi="Times New Roman" w:cs="Times New Roman"/>
+          <w:kern w:val="0"/>
+          <w:sz w:val="24"/>
+          <w:szCs w:val="24"/>
+          <w:lang w:eastAsia="en-IN"/>
+          <w14:ligatures w14:val="none"/>
+        </w:rPr>
+      </w:pPr>
+      <w:r>
+        <w:rPr>
+          <w:rFonts w:ascii="Courier New" w:eastAsia="Times New Roman" w:hAnsi="Courier New" w:cs="Courier New"/>
+          <w:kern w:val="0"/>
+          <w:sz w:val="20"/>
+          <w:szCs w:val="20"/>
+          <w:lang w:eastAsia="en-IN"/>
+          <w14:ligatures w14:val="none"/>
+        </w:rPr>
+        <w:t>POST /register</w:t>
+      </w:r>
+      <w:r>
+        <w:rPr>
+          <w:rFonts w:ascii="Times New Roman" w:eastAsia="Times New Roman" w:hAnsi="Times New Roman" w:cs="Times New Roman"/>
+          <w:kern w:val="0"/>
+          <w:sz w:val="24"/>
+          <w:szCs w:val="24"/>
+          <w:lang w:eastAsia="en-IN"/>
+          <w14:ligatures w14:val="none"/>
+        </w:rPr>
+        <w:t xml:space="preserve"> → creates a new user with hashed password.</w:t>
+      </w:r>
+    </w:p>
+    <w:p>
+      <w:pPr>
+        <w:numPr>
+          <w:ilvl w:val="0"/>
+          <w:numId w:val="21"/>
+        </w:numPr>
+        <w:spacing w:before="100" w:beforeAutospacing="1" w:after="100" w:afterAutospacing="1" w:line="240" w:lineRule="auto"/>
+        <w:rPr>
+          <w:rFonts w:ascii="Times New Roman" w:eastAsia="Times New Roman" w:hAnsi="Times New Roman" w:cs="Times New Roman"/>
+          <w:kern w:val="0"/>
+          <w:sz w:val="24"/>
+          <w:szCs w:val="24"/>
+          <w:lang w:eastAsia="en-IN"/>
+          <w14:ligatures w14:val="none"/>
+        </w:rPr>
+      </w:pPr>
+      <w:r>
+        <w:rPr>
+          <w:rFonts w:ascii="Courier New" w:eastAsia="Times New Roman" w:hAnsi="Courier New" w:cs="Courier New"/>
+          <w:kern w:val="0"/>
+          <w:sz w:val="20"/>
+          <w:szCs w:val="20"/>
+          <w:lang w:eastAsia="en-IN"/>
+          <w14:ligatures w14:val="none"/>
+        </w:rPr>
+        <w:t>POST /login</w:t>
+      </w:r>
+      <w:r>
+        <w:rPr>
+          <w:rFonts w:ascii="Times New Roman" w:eastAsia="Times New Roman" w:hAnsi="Times New Roman" w:cs="Times New Roman"/>
+          <w:kern w:val="0"/>
+          <w:sz w:val="24"/>
+          <w:szCs w:val="24"/>
+          <w:lang w:eastAsia="en-IN"/>
+          <w14:ligatures w14:val="none"/>
+        </w:rPr>
+        <w:t xml:space="preserve"> → verifies credentials, returns JWT token.</w:t>
+      </w:r>
+    </w:p>
+    <w:p>
+      <w:pPr>
+        <w:numPr>
+          <w:ilvl w:val="0"/>
+          <w:numId w:val="21"/>
+        </w:numPr>
+        <w:spacing w:before="100" w:beforeAutospacing="1" w:after="100" w:afterAutospacing="1" w:line="240" w:lineRule="auto"/>
+        <w:rPr>
+          <w:rFonts w:ascii="Times New Roman" w:eastAsia="Times New Roman" w:hAnsi="Times New Roman" w:cs="Times New Roman"/>
+          <w:kern w:val="0"/>
+          <w:sz w:val="24"/>
+          <w:szCs w:val="24"/>
+          <w:lang w:eastAsia="en-IN"/>
+          <w14:ligatures w14:val="none"/>
+        </w:rPr>
+      </w:pPr>
+      <w:r>
+        <w:rPr>
+          <w:rFonts w:ascii="Courier New" w:eastAsia="Times New Roman" w:hAnsi="Courier New" w:cs="Courier New"/>
+          <w:kern w:val="0"/>
+          <w:sz w:val="20"/>
+          <w:szCs w:val="20"/>
+          <w:lang w:eastAsia="en-IN"/>
+          <w14:ligatures w14:val="none"/>
+        </w:rPr>
+        <w:t>GET /users</w:t>
+      </w:r>
+      <w:r>
+        <w:rPr>
+          <w:rFonts w:ascii="Times New Roman" w:eastAsia="Times New Roman" w:hAnsi="Times New Roman" w:cs="Times New Roman"/>
+          <w:kern w:val="0"/>
+          <w:sz w:val="24"/>
+          <w:szCs w:val="24"/>
+          <w:lang w:eastAsia="en-IN"/>
+          <w14:ligatures w14:val="none"/>
+        </w:rPr>
+        <w:t xml:space="preserve"> → fetches all users.</w:t>
+      </w:r>
+    </w:p>
+    <w:p>
+      <w:pPr>
+        <w:numPr>
+          <w:ilvl w:val="0"/>
+          <w:numId w:val="21"/>
+        </w:numPr>
+        <w:spacing w:before="100" w:beforeAutospacing="1" w:after="100" w:afterAutospacing="1" w:line="240" w:lineRule="auto"/>
+        <w:rPr>
+          <w:rFonts w:ascii="Times New Roman" w:eastAsia="Times New Roman" w:hAnsi="Times New Roman" w:cs="Times New Roman"/>
+          <w:kern w:val="0"/>
+          <w:sz w:val="24"/>
+          <w:szCs w:val="24"/>
+          <w:lang w:eastAsia="en-IN"/>
+          <w14:ligatures w14:val="none"/>
+        </w:rPr>
+      </w:pPr>
+      <w:r>
+        <w:rPr>
+          <w:rFonts w:ascii="Courier New" w:eastAsia="Times New Roman" w:hAnsi="Courier New" w:cs="Courier New"/>
+          <w:kern w:val="0"/>
+          <w:sz w:val="20"/>
+          <w:szCs w:val="20"/>
+          <w:lang w:eastAsia="en-IN"/>
+          <w14:ligatures w14:val="none"/>
+        </w:rPr>
+        <w:t>GET /profile</w:t>
+      </w:r>
+      <w:r>
+        <w:rPr>
+          <w:rFonts w:ascii="Times New Roman" w:eastAsia="Times New Roman" w:hAnsi="Times New Roman" w:cs="Times New Roman"/>
+          <w:kern w:val="0"/>
+          <w:sz w:val="24"/>
+          <w:szCs w:val="24"/>
+          <w:lang w:eastAsia="en-IN"/>
+          <w14:ligatures w14:val="none"/>
+        </w:rPr>
+        <w:t xml:space="preserve"> → protected route, requires valid JWT.</w:t>
+      </w:r>
+    </w:p>
+    <w:p>
+      <w:pPr>
+        <w:spacing w:before="100" w:beforeAutospacing="1" w:after="100" w:afterAutospacing="1" w:line="240" w:lineRule="auto"/>
+        <w:outlineLvl w:val="2"/>
+        <w:rPr>
+          <w:rFonts w:ascii="Times New Roman" w:eastAsia="Times New Roman" w:hAnsi="Times New Roman" w:cs="Times New Roman"/>
+          <w:b/>
+          <w:bCs/>
+          <w:kern w:val="0"/>
+          <w:sz w:val="27"/>
+          <w:szCs w:val="27"/>
+          <w:lang w:eastAsia="en-IN"/>
+          <w14:ligatures w14:val="none"/>
+        </w:rPr>
+      </w:pPr>
+      <w:r>
+        <w:rPr>
+          <w:rFonts w:ascii="Times New Roman" w:eastAsia="Times New Roman" w:hAnsi="Times New Roman" w:cs="Times New Roman"/>
+          <w:b/>
+          <w:bCs/>
+          <w:kern w:val="0"/>
+          <w:sz w:val="27"/>
+          <w:szCs w:val="27"/>
+          <w:lang w:eastAsia="en-IN"/>
+          <w14:ligatures w14:val="none"/>
+        </w:rPr>
+        <w:t>6. Environment Variables</w:t>
+      </w:r>
+    </w:p>
+    <w:p>
+      <w:pPr>
+        <w:numPr>
+          <w:ilvl w:val="0"/>
+          <w:numId w:val="22"/>
+        </w:numPr>
+        <w:spacing w:before="100" w:beforeAutospacing="1" w:after="100" w:afterAutospacing="1" w:line="240" w:lineRule="auto"/>
+        <w:rPr>
+          <w:rFonts w:ascii="Times New Roman" w:eastAsia="Times New Roman" w:hAnsi="Times New Roman" w:cs="Times New Roman"/>
+          <w:kern w:val="0"/>
+          <w:sz w:val="24"/>
+          <w:szCs w:val="24"/>
+          <w:lang w:eastAsia="en-IN"/>
+          <w14:ligatures w14:val="none"/>
+        </w:rPr>
+      </w:pPr>
+      <w:r>
+        <w:rPr>
+          <w:rFonts w:ascii="Courier New" w:eastAsia="Times New Roman" w:hAnsi="Courier New" w:cs="Courier New"/>
+          <w:kern w:val="0"/>
+          <w:sz w:val="20"/>
+          <w:szCs w:val="20"/>
+          <w:lang w:eastAsia="en-IN"/>
+          <w14:ligatures w14:val="none"/>
+        </w:rPr>
+        <w:t>.env</w:t>
+      </w:r>
+      <w:r>
+        <w:rPr>
+          <w:rFonts w:ascii="Times New Roman" w:eastAsia="Times New Roman" w:hAnsi="Times New Roman" w:cs="Times New Roman"/>
+          <w:kern w:val="0"/>
+          <w:sz w:val="24"/>
+          <w:szCs w:val="24"/>
+          <w:lang w:eastAsia="en-IN"/>
+          <w14:ligatures w14:val="none"/>
+        </w:rPr>
+        <w:t xml:space="preserve"> file stores sensitive data like </w:t>
+      </w:r>
+      <w:r>
+        <w:rPr>
+          <w:rFonts w:ascii="Courier New" w:eastAsia="Times New Roman" w:hAnsi="Courier New" w:cs="Courier New"/>
+          <w:kern w:val="0"/>
+          <w:sz w:val="20"/>
+          <w:szCs w:val="20"/>
+          <w:lang w:eastAsia="en-IN"/>
+          <w14:ligatures w14:val="none"/>
+        </w:rPr>
+        <w:t>PORT</w:t>
+      </w:r>
+      <w:r>
+        <w:rPr>
+          <w:rFonts w:ascii="Times New Roman" w:eastAsia="Times New Roman" w:hAnsi="Times New Roman" w:cs="Times New Roman"/>
+          <w:kern w:val="0"/>
+          <w:sz w:val="24"/>
+          <w:szCs w:val="24"/>
+          <w:lang w:eastAsia="en-IN"/>
+          <w14:ligatures w14:val="none"/>
+        </w:rPr>
+        <w:t xml:space="preserve">, </w:t>
+      </w:r>
+      <w:r>
+        <w:rPr>
+          <w:rFonts w:ascii="Courier New" w:eastAsia="Times New Roman" w:hAnsi="Courier New" w:cs="Courier New"/>
+          <w:kern w:val="0"/>
+          <w:sz w:val="20"/>
+          <w:szCs w:val="20"/>
+          <w:lang w:eastAsia="en-IN"/>
+          <w14:ligatures w14:val="none"/>
+        </w:rPr>
+        <w:t>DB_PASSWORD</w:t>
+      </w:r>
+      <w:r>
+        <w:rPr>
+          <w:rFonts w:ascii="Times New Roman" w:eastAsia="Times New Roman" w:hAnsi="Times New Roman" w:cs="Times New Roman"/>
+          <w:kern w:val="0"/>
+          <w:sz w:val="24"/>
+          <w:szCs w:val="24"/>
+          <w:lang w:eastAsia="en-IN"/>
+          <w14:ligatures w14:val="none"/>
+        </w:rPr>
+        <w:t xml:space="preserve">, </w:t>
+      </w:r>
+      <w:r>
+        <w:rPr>
+          <w:rFonts w:ascii="Courier New" w:eastAsia="Times New Roman" w:hAnsi="Courier New" w:cs="Courier New"/>
+          <w:kern w:val="0"/>
+          <w:sz w:val="20"/>
+          <w:szCs w:val="20"/>
+          <w:lang w:eastAsia="en-IN"/>
+          <w14:ligatures w14:val="none"/>
+        </w:rPr>
+        <w:t>JWT_SECRET</w:t>
+      </w:r>
+      <w:r>
+        <w:rPr>
+          <w:rFonts w:ascii="Times New Roman" w:eastAsia="Times New Roman" w:hAnsi="Times New Roman" w:cs="Times New Roman"/>
+          <w:kern w:val="0"/>
+          <w:sz w:val="24"/>
+          <w:szCs w:val="24"/>
+          <w:lang w:eastAsia="en-IN"/>
+          <w14:ligatures w14:val="none"/>
+        </w:rPr>
+        <w:t>.</w:t>
+      </w:r>
+    </w:p>
+    <w:p>
+      <w:pPr>
+        <w:numPr>
+          <w:ilvl w:val="0"/>
+          <w:numId w:val="22"/>
+        </w:numPr>
+        <w:spacing w:before="100" w:beforeAutospacing="1" w:after="100" w:afterAutospacing="1" w:line="240" w:lineRule="auto"/>
+        <w:rPr>
+          <w:rFonts w:ascii="Times New Roman" w:eastAsia="Times New Roman" w:hAnsi="Times New Roman" w:cs="Times New Roman"/>
+          <w:kern w:val="0"/>
+          <w:sz w:val="24"/>
+          <w:szCs w:val="24"/>
+          <w:lang w:eastAsia="en-IN"/>
+          <w14:ligatures w14:val="none"/>
+        </w:rPr>
+      </w:pPr>
+      <w:r>
+        <w:rPr>
+          <w:rFonts w:ascii="Times New Roman" w:eastAsia="Times New Roman" w:hAnsi="Times New Roman" w:cs="Times New Roman"/>
+          <w:kern w:val="0"/>
+          <w:sz w:val="24"/>
+          <w:szCs w:val="24"/>
+          <w:lang w:eastAsia="en-IN"/>
+          <w14:ligatures w14:val="none"/>
+        </w:rPr>
+        <w:t>Prevents hardcoding secrets in code.</w:t>
+      </w:r>
+    </w:p>
+    <w:p>
+      <w:pPr>
+        <w:numPr>
+          <w:ilvl w:val="0"/>
+          <w:numId w:val="22"/>
+        </w:numPr>
+        <w:spacing w:before="100" w:beforeAutospacing="1" w:after="100" w:afterAutospacing="1" w:line="240" w:lineRule="auto"/>
+        <w:rPr>
+          <w:rFonts w:ascii="Times New Roman" w:eastAsia="Times New Roman" w:hAnsi="Times New Roman" w:cs="Times New Roman"/>
+          <w:kern w:val="0"/>
+          <w:sz w:val="24"/>
+          <w:szCs w:val="24"/>
+          <w:lang w:eastAsia="en-IN"/>
+          <w14:ligatures w14:val="none"/>
+        </w:rPr>
+      </w:pPr>
+      <w:r>
+        <w:rPr>
+          <w:rFonts w:ascii="Times New Roman" w:eastAsia="Times New Roman" w:hAnsi="Times New Roman" w:cs="Times New Roman"/>
+          <w:kern w:val="0"/>
+          <w:sz w:val="24"/>
+          <w:szCs w:val="24"/>
+          <w:lang w:eastAsia="en-IN"/>
+          <w14:ligatures w14:val="none"/>
+        </w:rPr>
+        <w:t>Example:</w:t>
+      </w:r>
+    </w:p>
+    <w:p>
+      <w:pPr>
+        <w:spacing w:after="0" w:line="240" w:lineRule="auto"/>
+        <w:rPr>
+          <w:rFonts w:ascii="Times New Roman" w:eastAsia="Times New Roman" w:hAnsi="Times New Roman" w:cs="Times New Roman"/>
+          <w:kern w:val="0"/>
+          <w:sz w:val="24"/>
+          <w:szCs w:val="24"/>
+          <w:lang w:eastAsia="en-IN"/>
+          <w14:ligatures w14:val="none"/>
+        </w:rPr>
+      </w:pPr>
+      <w:r>
+        <w:rPr>
+          <w:rFonts w:ascii="Times New Roman" w:eastAsia="Times New Roman" w:hAnsi="Times New Roman" w:cs="Times New Roman"/>
+          <w:kern w:val="0"/>
+          <w:sz w:val="24"/>
+          <w:szCs w:val="24"/>
+          <w:lang w:eastAsia="en-IN"/>
+          <w14:ligatures w14:val="none"/>
+        </w:rPr>
+        <w:t>env</w:t>
+      </w:r>
+    </w:p>
+    <w:p>
+      <w:pPr>
+        <w:tabs>
+          <w:tab w:val="left" w:pos="916"/>
+          <w:tab w:val="left" w:pos="1832"/>
+          <w:tab w:val="left" w:pos="2748"/>
+          <w:tab w:val="left" w:pos="3664"/>
+          <w:tab w:val="left" w:pos="4580"/>
+          <w:tab w:val="left" w:pos="5496"/>
+          <w:tab w:val="left" w:pos="6412"/>
+          <w:tab w:val="left" w:pos="7328"/>
+          <w:tab w:val="left" w:pos="8244"/>
+          <w:tab w:val="left" w:pos="9160"/>
+          <w:tab w:val="left" w:pos="10076"/>
+          <w:tab w:val="left" w:pos="10992"/>
+          <w:tab w:val="left" w:pos="11908"/>
+          <w:tab w:val="left" w:pos="12824"/>
+          <w:tab w:val="left" w:pos="13740"/>
+          <w:tab w:val="left" w:pos="14656"/>
+        </w:tabs>
+        <w:spacing w:after="0" w:line="240" w:lineRule="auto"/>
+        <w:rPr>
+          <w:rFonts w:ascii="Courier New" w:eastAsia="Times New Roman" w:hAnsi="Courier New" w:cs="Courier New"/>
+          <w:kern w:val="0"/>
+          <w:sz w:val="20"/>
+          <w:szCs w:val="20"/>
+          <w:lang w:eastAsia="en-IN"/>
+          <w14:ligatures w14:val="none"/>
+        </w:rPr>
+      </w:pPr>
+      <w:r>
+        <w:rPr>
+          <w:rFonts w:ascii="Courier New" w:eastAsia="Times New Roman" w:hAnsi="Courier New" w:cs="Courier New"/>
+          <w:kern w:val="0"/>
+          <w:sz w:val="20"/>
+          <w:szCs w:val="20"/>
+          <w:lang w:eastAsia="en-IN"/>
+          <w14:ligatures w14:val="none"/>
+        </w:rPr>
+        <w:t>PORT=3000</w:t>
+      </w:r>
+    </w:p>
+    <w:p>
+      <w:pPr>
+        <w:tabs>
+          <w:tab w:val="left" w:pos="916"/>
+          <w:tab w:val="left" w:pos="1832"/>
+          <w:tab w:val="left" w:pos="2748"/>
+          <w:tab w:val="left" w:pos="3664"/>
+          <w:tab w:val="left" w:pos="4580"/>
+          <w:tab w:val="left" w:pos="5496"/>
+          <w:tab w:val="left" w:pos="6412"/>
+          <w:tab w:val="left" w:pos="7328"/>
+          <w:tab w:val="left" w:pos="8244"/>
+          <w:tab w:val="left" w:pos="9160"/>
+          <w:tab w:val="left" w:pos="10076"/>
+          <w:tab w:val="left" w:pos="10992"/>
+          <w:tab w:val="left" w:pos="11908"/>
+          <w:tab w:val="left" w:pos="12824"/>
+          <w:tab w:val="left" w:pos="13740"/>
+          <w:tab w:val="left" w:pos="14656"/>
+        </w:tabs>
+        <w:spacing w:after="0" w:line="240" w:lineRule="auto"/>
+        <w:rPr>
+          <w:rFonts w:ascii="Courier New" w:eastAsia="Times New Roman" w:hAnsi="Courier New" w:cs="Courier New"/>
+          <w:kern w:val="0"/>
+          <w:sz w:val="20"/>
+          <w:szCs w:val="20"/>
+          <w:lang w:eastAsia="en-IN"/>
+          <w14:ligatures w14:val="none"/>
+        </w:rPr>
+      </w:pPr>
+      <w:r>
+        <w:rPr>
+          <w:rFonts w:ascii="Courier New" w:eastAsia="Times New Roman" w:hAnsi="Courier New" w:cs="Courier New"/>
+          <w:kern w:val="0"/>
+          <w:sz w:val="20"/>
+          <w:szCs w:val="20"/>
+          <w:lang w:eastAsia="en-IN"/>
+          <w14:ligatures w14:val="none"/>
+        </w:rPr>
+        <w:t>JWT_SECRET=</w:t>
+      </w:r>
+      <w:proofErr w:type="spellStart"/>
+      <w:r>
+        <w:rPr>
+          <w:rFonts w:ascii="Courier New" w:eastAsia="Times New Roman" w:hAnsi="Courier New" w:cs="Courier New"/>
+          <w:kern w:val="0"/>
+          <w:sz w:val="20"/>
+          <w:szCs w:val="20"/>
+          <w:lang w:eastAsia="en-IN"/>
+          <w14:ligatures w14:val="none"/>
+        </w:rPr>
+        <w:t>mysecretkey</w:t>
+      </w:r>
+      <w:proofErr w:type="spellEnd"/>
     </w:p>
     <w:p>
       <w:pPr>
@@ -13161,6 +14755,155 @@
     </w:lvl>
   </w:abstractNum>
   <w:abstractNum w:abstractNumId="7" w15:restartNumberingAfterBreak="0">
+    <w:nsid w:val="2DF84AA3"/>
+    <w:multiLevelType w:val="multilevel"/>
+    <w:tmpl w:val="0F069F6A"/>
+    <w:lvl w:ilvl="0">
+      <w:start w:val="1"/>
+      <w:numFmt w:val="bullet"/>
+      <w:lvlText w:val=""/>
+      <w:lvlJc w:val="left"/>
+      <w:pPr>
+        <w:tabs>
+          <w:tab w:val="num" w:pos="720"/>
+        </w:tabs>
+        <w:ind w:left="720" w:hanging="360"/>
+      </w:pPr>
+      <w:rPr>
+        <w:rFonts w:ascii="Symbol" w:hAnsi="Symbol" w:hint="default"/>
+        <w:sz w:val="20"/>
+      </w:rPr>
+    </w:lvl>
+    <w:lvl w:ilvl="1" w:tentative="1">
+      <w:start w:val="1"/>
+      <w:numFmt w:val="bullet"/>
+      <w:lvlText w:val="o"/>
+      <w:lvlJc w:val="left"/>
+      <w:pPr>
+        <w:tabs>
+          <w:tab w:val="num" w:pos="1440"/>
+        </w:tabs>
+        <w:ind w:left="1440" w:hanging="360"/>
+      </w:pPr>
+      <w:rPr>
+        <w:rFonts w:ascii="Courier New" w:hAnsi="Courier New" w:hint="default"/>
+        <w:sz w:val="20"/>
+      </w:rPr>
+    </w:lvl>
+    <w:lvl w:ilvl="2" w:tentative="1">
+      <w:start w:val="1"/>
+      <w:numFmt w:val="bullet"/>
+      <w:lvlText w:val=""/>
+      <w:lvlJc w:val="left"/>
+      <w:pPr>
+        <w:tabs>
+          <w:tab w:val="num" w:pos="2160"/>
+        </w:tabs>
+        <w:ind w:left="2160" w:hanging="360"/>
+      </w:pPr>
+      <w:rPr>
+        <w:rFonts w:ascii="Wingdings" w:hAnsi="Wingdings" w:hint="default"/>
+        <w:sz w:val="20"/>
+      </w:rPr>
+    </w:lvl>
+    <w:lvl w:ilvl="3" w:tentative="1">
+      <w:start w:val="1"/>
+      <w:numFmt w:val="bullet"/>
+      <w:lvlText w:val=""/>
+      <w:lvlJc w:val="left"/>
+      <w:pPr>
+        <w:tabs>
+          <w:tab w:val="num" w:pos="2880"/>
+        </w:tabs>
+        <w:ind w:left="2880" w:hanging="360"/>
+      </w:pPr>
+      <w:rPr>
+        <w:rFonts w:ascii="Wingdings" w:hAnsi="Wingdings" w:hint="default"/>
+        <w:sz w:val="20"/>
+      </w:rPr>
+    </w:lvl>
+    <w:lvl w:ilvl="4" w:tentative="1">
+      <w:start w:val="1"/>
+      <w:numFmt w:val="bullet"/>
+      <w:lvlText w:val=""/>
+      <w:lvlJc w:val="left"/>
+      <w:pPr>
+        <w:tabs>
+          <w:tab w:val="num" w:pos="3600"/>
+        </w:tabs>
+        <w:ind w:left="3600" w:hanging="360"/>
+      </w:pPr>
+      <w:rPr>
+        <w:rFonts w:ascii="Wingdings" w:hAnsi="Wingdings" w:hint="default"/>
+        <w:sz w:val="20"/>
+      </w:rPr>
+    </w:lvl>
+    <w:lvl w:ilvl="5" w:tentative="1">
+      <w:start w:val="1"/>
+      <w:numFmt w:val="bullet"/>
+      <w:lvlText w:val=""/>
+      <w:lvlJc w:val="left"/>
+      <w:pPr>
+        <w:tabs>
+          <w:tab w:val="num" w:pos="4320"/>
+        </w:tabs>
+        <w:ind w:left="4320" w:hanging="360"/>
+      </w:pPr>
+      <w:rPr>
+        <w:rFonts w:ascii="Wingdings" w:hAnsi="Wingdings" w:hint="default"/>
+        <w:sz w:val="20"/>
+      </w:rPr>
+    </w:lvl>
+    <w:lvl w:ilvl="6" w:tentative="1">
+      <w:start w:val="1"/>
+      <w:numFmt w:val="bullet"/>
+      <w:lvlText w:val=""/>
+      <w:lvlJc w:val="left"/>
+      <w:pPr>
+        <w:tabs>
+          <w:tab w:val="num" w:pos="5040"/>
+        </w:tabs>
+        <w:ind w:left="5040" w:hanging="360"/>
+      </w:pPr>
+      <w:rPr>
+        <w:rFonts w:ascii="Wingdings" w:hAnsi="Wingdings" w:hint="default"/>
+        <w:sz w:val="20"/>
+      </w:rPr>
+    </w:lvl>
+    <w:lvl w:ilvl="7" w:tentative="1">
+      <w:start w:val="1"/>
+      <w:numFmt w:val="bullet"/>
+      <w:lvlText w:val=""/>
+      <w:lvlJc w:val="left"/>
+      <w:pPr>
+        <w:tabs>
+          <w:tab w:val="num" w:pos="5760"/>
+        </w:tabs>
+        <w:ind w:left="5760" w:hanging="360"/>
+      </w:pPr>
+      <w:rPr>
+        <w:rFonts w:ascii="Wingdings" w:hAnsi="Wingdings" w:hint="default"/>
+        <w:sz w:val="20"/>
+      </w:rPr>
+    </w:lvl>
+    <w:lvl w:ilvl="8" w:tentative="1">
+      <w:start w:val="1"/>
+      <w:numFmt w:val="bullet"/>
+      <w:lvlText w:val=""/>
+      <w:lvlJc w:val="left"/>
+      <w:pPr>
+        <w:tabs>
+          <w:tab w:val="num" w:pos="6480"/>
+        </w:tabs>
+        <w:ind w:left="6480" w:hanging="360"/>
+      </w:pPr>
+      <w:rPr>
+        <w:rFonts w:ascii="Wingdings" w:hAnsi="Wingdings" w:hint="default"/>
+        <w:sz w:val="20"/>
+      </w:rPr>
+    </w:lvl>
+  </w:abstractNum>
+  <w:abstractNum w:abstractNumId="8" w15:restartNumberingAfterBreak="0">
     <w:nsid w:val="2F016BC6"/>
     <w:multiLevelType w:val="multilevel"/>
     <w:tmpl w:val="D8024858"/>
@@ -13309,7 +15052,156 @@
       </w:rPr>
     </w:lvl>
   </w:abstractNum>
-  <w:abstractNum w:abstractNumId="8" w15:restartNumberingAfterBreak="0">
+  <w:abstractNum w:abstractNumId="9" w15:restartNumberingAfterBreak="0">
+    <w:nsid w:val="3A3138CE"/>
+    <w:multiLevelType w:val="multilevel"/>
+    <w:tmpl w:val="F418CE5C"/>
+    <w:lvl w:ilvl="0">
+      <w:start w:val="1"/>
+      <w:numFmt w:val="bullet"/>
+      <w:lvlText w:val=""/>
+      <w:lvlJc w:val="left"/>
+      <w:pPr>
+        <w:tabs>
+          <w:tab w:val="num" w:pos="720"/>
+        </w:tabs>
+        <w:ind w:left="720" w:hanging="360"/>
+      </w:pPr>
+      <w:rPr>
+        <w:rFonts w:ascii="Symbol" w:hAnsi="Symbol" w:hint="default"/>
+        <w:sz w:val="20"/>
+      </w:rPr>
+    </w:lvl>
+    <w:lvl w:ilvl="1" w:tentative="1">
+      <w:start w:val="1"/>
+      <w:numFmt w:val="bullet"/>
+      <w:lvlText w:val="o"/>
+      <w:lvlJc w:val="left"/>
+      <w:pPr>
+        <w:tabs>
+          <w:tab w:val="num" w:pos="1440"/>
+        </w:tabs>
+        <w:ind w:left="1440" w:hanging="360"/>
+      </w:pPr>
+      <w:rPr>
+        <w:rFonts w:ascii="Courier New" w:hAnsi="Courier New" w:hint="default"/>
+        <w:sz w:val="20"/>
+      </w:rPr>
+    </w:lvl>
+    <w:lvl w:ilvl="2" w:tentative="1">
+      <w:start w:val="1"/>
+      <w:numFmt w:val="bullet"/>
+      <w:lvlText w:val=""/>
+      <w:lvlJc w:val="left"/>
+      <w:pPr>
+        <w:tabs>
+          <w:tab w:val="num" w:pos="2160"/>
+        </w:tabs>
+        <w:ind w:left="2160" w:hanging="360"/>
+      </w:pPr>
+      <w:rPr>
+        <w:rFonts w:ascii="Wingdings" w:hAnsi="Wingdings" w:hint="default"/>
+        <w:sz w:val="20"/>
+      </w:rPr>
+    </w:lvl>
+    <w:lvl w:ilvl="3" w:tentative="1">
+      <w:start w:val="1"/>
+      <w:numFmt w:val="bullet"/>
+      <w:lvlText w:val=""/>
+      <w:lvlJc w:val="left"/>
+      <w:pPr>
+        <w:tabs>
+          <w:tab w:val="num" w:pos="2880"/>
+        </w:tabs>
+        <w:ind w:left="2880" w:hanging="360"/>
+      </w:pPr>
+      <w:rPr>
+        <w:rFonts w:ascii="Wingdings" w:hAnsi="Wingdings" w:hint="default"/>
+        <w:sz w:val="20"/>
+      </w:rPr>
+    </w:lvl>
+    <w:lvl w:ilvl="4" w:tentative="1">
+      <w:start w:val="1"/>
+      <w:numFmt w:val="bullet"/>
+      <w:lvlText w:val=""/>
+      <w:lvlJc w:val="left"/>
+      <w:pPr>
+        <w:tabs>
+          <w:tab w:val="num" w:pos="3600"/>
+        </w:tabs>
+        <w:ind w:left="3600" w:hanging="360"/>
+      </w:pPr>
+      <w:rPr>
+        <w:rFonts w:ascii="Wingdings" w:hAnsi="Wingdings" w:hint="default"/>
+        <w:sz w:val="20"/>
+      </w:rPr>
+    </w:lvl>
+    <w:lvl w:ilvl="5" w:tentative="1">
+      <w:start w:val="1"/>
+      <w:numFmt w:val="bullet"/>
+      <w:lvlText w:val=""/>
+      <w:lvlJc w:val="left"/>
+      <w:pPr>
+        <w:tabs>
+          <w:tab w:val="num" w:pos="4320"/>
+        </w:tabs>
+        <w:ind w:left="4320" w:hanging="360"/>
+      </w:pPr>
+      <w:rPr>
+        <w:rFonts w:ascii="Wingdings" w:hAnsi="Wingdings" w:hint="default"/>
+        <w:sz w:val="20"/>
+      </w:rPr>
+    </w:lvl>
+    <w:lvl w:ilvl="6" w:tentative="1">
+      <w:start w:val="1"/>
+      <w:numFmt w:val="bullet"/>
+      <w:lvlText w:val=""/>
+      <w:lvlJc w:val="left"/>
+      <w:pPr>
+        <w:tabs>
+          <w:tab w:val="num" w:pos="5040"/>
+        </w:tabs>
+        <w:ind w:left="5040" w:hanging="360"/>
+      </w:pPr>
+      <w:rPr>
+        <w:rFonts w:ascii="Wingdings" w:hAnsi="Wingdings" w:hint="default"/>
+        <w:sz w:val="20"/>
+      </w:rPr>
+    </w:lvl>
+    <w:lvl w:ilvl="7" w:tentative="1">
+      <w:start w:val="1"/>
+      <w:numFmt w:val="bullet"/>
+      <w:lvlText w:val=""/>
+      <w:lvlJc w:val="left"/>
+      <w:pPr>
+        <w:tabs>
+          <w:tab w:val="num" w:pos="5760"/>
+        </w:tabs>
+        <w:ind w:left="5760" w:hanging="360"/>
+      </w:pPr>
+      <w:rPr>
+        <w:rFonts w:ascii="Wingdings" w:hAnsi="Wingdings" w:hint="default"/>
+        <w:sz w:val="20"/>
+      </w:rPr>
+    </w:lvl>
+    <w:lvl w:ilvl="8" w:tentative="1">
+      <w:start w:val="1"/>
+      <w:numFmt w:val="bullet"/>
+      <w:lvlText w:val=""/>
+      <w:lvlJc w:val="left"/>
+      <w:pPr>
+        <w:tabs>
+          <w:tab w:val="num" w:pos="6480"/>
+        </w:tabs>
+        <w:ind w:left="6480" w:hanging="360"/>
+      </w:pPr>
+      <w:rPr>
+        <w:rFonts w:ascii="Wingdings" w:hAnsi="Wingdings" w:hint="default"/>
+        <w:sz w:val="20"/>
+      </w:rPr>
+    </w:lvl>
+  </w:abstractNum>
+  <w:abstractNum w:abstractNumId="10" w15:restartNumberingAfterBreak="0">
     <w:nsid w:val="4101750A"/>
     <w:multiLevelType w:val="multilevel"/>
     <w:tmpl w:val="89B20198"/>
@@ -13422,7 +15314,156 @@
       </w:pPr>
     </w:lvl>
   </w:abstractNum>
-  <w:abstractNum w:abstractNumId="9" w15:restartNumberingAfterBreak="0">
+  <w:abstractNum w:abstractNumId="11" w15:restartNumberingAfterBreak="0">
+    <w:nsid w:val="53BA40BA"/>
+    <w:multiLevelType w:val="multilevel"/>
+    <w:tmpl w:val="D1D80260"/>
+    <w:lvl w:ilvl="0">
+      <w:start w:val="1"/>
+      <w:numFmt w:val="bullet"/>
+      <w:lvlText w:val=""/>
+      <w:lvlJc w:val="left"/>
+      <w:pPr>
+        <w:tabs>
+          <w:tab w:val="num" w:pos="720"/>
+        </w:tabs>
+        <w:ind w:left="720" w:hanging="360"/>
+      </w:pPr>
+      <w:rPr>
+        <w:rFonts w:ascii="Symbol" w:hAnsi="Symbol" w:hint="default"/>
+        <w:sz w:val="20"/>
+      </w:rPr>
+    </w:lvl>
+    <w:lvl w:ilvl="1" w:tentative="1">
+      <w:start w:val="1"/>
+      <w:numFmt w:val="bullet"/>
+      <w:lvlText w:val="o"/>
+      <w:lvlJc w:val="left"/>
+      <w:pPr>
+        <w:tabs>
+          <w:tab w:val="num" w:pos="1440"/>
+        </w:tabs>
+        <w:ind w:left="1440" w:hanging="360"/>
+      </w:pPr>
+      <w:rPr>
+        <w:rFonts w:ascii="Courier New" w:hAnsi="Courier New" w:hint="default"/>
+        <w:sz w:val="20"/>
+      </w:rPr>
+    </w:lvl>
+    <w:lvl w:ilvl="2" w:tentative="1">
+      <w:start w:val="1"/>
+      <w:numFmt w:val="bullet"/>
+      <w:lvlText w:val=""/>
+      <w:lvlJc w:val="left"/>
+      <w:pPr>
+        <w:tabs>
+          <w:tab w:val="num" w:pos="2160"/>
+        </w:tabs>
+        <w:ind w:left="2160" w:hanging="360"/>
+      </w:pPr>
+      <w:rPr>
+        <w:rFonts w:ascii="Wingdings" w:hAnsi="Wingdings" w:hint="default"/>
+        <w:sz w:val="20"/>
+      </w:rPr>
+    </w:lvl>
+    <w:lvl w:ilvl="3" w:tentative="1">
+      <w:start w:val="1"/>
+      <w:numFmt w:val="bullet"/>
+      <w:lvlText w:val=""/>
+      <w:lvlJc w:val="left"/>
+      <w:pPr>
+        <w:tabs>
+          <w:tab w:val="num" w:pos="2880"/>
+        </w:tabs>
+        <w:ind w:left="2880" w:hanging="360"/>
+      </w:pPr>
+      <w:rPr>
+        <w:rFonts w:ascii="Wingdings" w:hAnsi="Wingdings" w:hint="default"/>
+        <w:sz w:val="20"/>
+      </w:rPr>
+    </w:lvl>
+    <w:lvl w:ilvl="4" w:tentative="1">
+      <w:start w:val="1"/>
+      <w:numFmt w:val="bullet"/>
+      <w:lvlText w:val=""/>
+      <w:lvlJc w:val="left"/>
+      <w:pPr>
+        <w:tabs>
+          <w:tab w:val="num" w:pos="3600"/>
+        </w:tabs>
+        <w:ind w:left="3600" w:hanging="360"/>
+      </w:pPr>
+      <w:rPr>
+        <w:rFonts w:ascii="Wingdings" w:hAnsi="Wingdings" w:hint="default"/>
+        <w:sz w:val="20"/>
+      </w:rPr>
+    </w:lvl>
+    <w:lvl w:ilvl="5" w:tentative="1">
+      <w:start w:val="1"/>
+      <w:numFmt w:val="bullet"/>
+      <w:lvlText w:val=""/>
+      <w:lvlJc w:val="left"/>
+      <w:pPr>
+        <w:tabs>
+          <w:tab w:val="num" w:pos="4320"/>
+        </w:tabs>
+        <w:ind w:left="4320" w:hanging="360"/>
+      </w:pPr>
+      <w:rPr>
+        <w:rFonts w:ascii="Wingdings" w:hAnsi="Wingdings" w:hint="default"/>
+        <w:sz w:val="20"/>
+      </w:rPr>
+    </w:lvl>
+    <w:lvl w:ilvl="6" w:tentative="1">
+      <w:start w:val="1"/>
+      <w:numFmt w:val="bullet"/>
+      <w:lvlText w:val=""/>
+      <w:lvlJc w:val="left"/>
+      <w:pPr>
+        <w:tabs>
+          <w:tab w:val="num" w:pos="5040"/>
+        </w:tabs>
+        <w:ind w:left="5040" w:hanging="360"/>
+      </w:pPr>
+      <w:rPr>
+        <w:rFonts w:ascii="Wingdings" w:hAnsi="Wingdings" w:hint="default"/>
+        <w:sz w:val="20"/>
+      </w:rPr>
+    </w:lvl>
+    <w:lvl w:ilvl="7" w:tentative="1">
+      <w:start w:val="1"/>
+      <w:numFmt w:val="bullet"/>
+      <w:lvlText w:val=""/>
+      <w:lvlJc w:val="left"/>
+      <w:pPr>
+        <w:tabs>
+          <w:tab w:val="num" w:pos="5760"/>
+        </w:tabs>
+        <w:ind w:left="5760" w:hanging="360"/>
+      </w:pPr>
+      <w:rPr>
+        <w:rFonts w:ascii="Wingdings" w:hAnsi="Wingdings" w:hint="default"/>
+        <w:sz w:val="20"/>
+      </w:rPr>
+    </w:lvl>
+    <w:lvl w:ilvl="8" w:tentative="1">
+      <w:start w:val="1"/>
+      <w:numFmt w:val="bullet"/>
+      <w:lvlText w:val=""/>
+      <w:lvlJc w:val="left"/>
+      <w:pPr>
+        <w:tabs>
+          <w:tab w:val="num" w:pos="6480"/>
+        </w:tabs>
+        <w:ind w:left="6480" w:hanging="360"/>
+      </w:pPr>
+      <w:rPr>
+        <w:rFonts w:ascii="Wingdings" w:hAnsi="Wingdings" w:hint="default"/>
+        <w:sz w:val="20"/>
+      </w:rPr>
+    </w:lvl>
+  </w:abstractNum>
+  <w:abstractNum w:abstractNumId="12" w15:restartNumberingAfterBreak="0">
     <w:nsid w:val="5B4E7F02"/>
     <w:multiLevelType w:val="multilevel"/>
     <w:tmpl w:val="85C6804E"/>
@@ -13571,7 +15612,156 @@
       </w:rPr>
     </w:lvl>
   </w:abstractNum>
-  <w:abstractNum w:abstractNumId="10" w15:restartNumberingAfterBreak="0">
+  <w:abstractNum w:abstractNumId="13" w15:restartNumberingAfterBreak="0">
+    <w:nsid w:val="64240EC3"/>
+    <w:multiLevelType w:val="multilevel"/>
+    <w:tmpl w:val="210ADDB4"/>
+    <w:lvl w:ilvl="0">
+      <w:start w:val="1"/>
+      <w:numFmt w:val="bullet"/>
+      <w:lvlText w:val=""/>
+      <w:lvlJc w:val="left"/>
+      <w:pPr>
+        <w:tabs>
+          <w:tab w:val="num" w:pos="720"/>
+        </w:tabs>
+        <w:ind w:left="720" w:hanging="360"/>
+      </w:pPr>
+      <w:rPr>
+        <w:rFonts w:ascii="Symbol" w:hAnsi="Symbol" w:hint="default"/>
+        <w:sz w:val="20"/>
+      </w:rPr>
+    </w:lvl>
+    <w:lvl w:ilvl="1" w:tentative="1">
+      <w:start w:val="1"/>
+      <w:numFmt w:val="bullet"/>
+      <w:lvlText w:val="o"/>
+      <w:lvlJc w:val="left"/>
+      <w:pPr>
+        <w:tabs>
+          <w:tab w:val="num" w:pos="1440"/>
+        </w:tabs>
+        <w:ind w:left="1440" w:hanging="360"/>
+      </w:pPr>
+      <w:rPr>
+        <w:rFonts w:ascii="Courier New" w:hAnsi="Courier New" w:hint="default"/>
+        <w:sz w:val="20"/>
+      </w:rPr>
+    </w:lvl>
+    <w:lvl w:ilvl="2" w:tentative="1">
+      <w:start w:val="1"/>
+      <w:numFmt w:val="bullet"/>
+      <w:lvlText w:val=""/>
+      <w:lvlJc w:val="left"/>
+      <w:pPr>
+        <w:tabs>
+          <w:tab w:val="num" w:pos="2160"/>
+        </w:tabs>
+        <w:ind w:left="2160" w:hanging="360"/>
+      </w:pPr>
+      <w:rPr>
+        <w:rFonts w:ascii="Wingdings" w:hAnsi="Wingdings" w:hint="default"/>
+        <w:sz w:val="20"/>
+      </w:rPr>
+    </w:lvl>
+    <w:lvl w:ilvl="3" w:tentative="1">
+      <w:start w:val="1"/>
+      <w:numFmt w:val="bullet"/>
+      <w:lvlText w:val=""/>
+      <w:lvlJc w:val="left"/>
+      <w:pPr>
+        <w:tabs>
+          <w:tab w:val="num" w:pos="2880"/>
+        </w:tabs>
+        <w:ind w:left="2880" w:hanging="360"/>
+      </w:pPr>
+      <w:rPr>
+        <w:rFonts w:ascii="Wingdings" w:hAnsi="Wingdings" w:hint="default"/>
+        <w:sz w:val="20"/>
+      </w:rPr>
+    </w:lvl>
+    <w:lvl w:ilvl="4" w:tentative="1">
+      <w:start w:val="1"/>
+      <w:numFmt w:val="bullet"/>
+      <w:lvlText w:val=""/>
+      <w:lvlJc w:val="left"/>
+      <w:pPr>
+        <w:tabs>
+          <w:tab w:val="num" w:pos="3600"/>
+        </w:tabs>
+        <w:ind w:left="3600" w:hanging="360"/>
+      </w:pPr>
+      <w:rPr>
+        <w:rFonts w:ascii="Wingdings" w:hAnsi="Wingdings" w:hint="default"/>
+        <w:sz w:val="20"/>
+      </w:rPr>
+    </w:lvl>
+    <w:lvl w:ilvl="5" w:tentative="1">
+      <w:start w:val="1"/>
+      <w:numFmt w:val="bullet"/>
+      <w:lvlText w:val=""/>
+      <w:lvlJc w:val="left"/>
+      <w:pPr>
+        <w:tabs>
+          <w:tab w:val="num" w:pos="4320"/>
+        </w:tabs>
+        <w:ind w:left="4320" w:hanging="360"/>
+      </w:pPr>
+      <w:rPr>
+        <w:rFonts w:ascii="Wingdings" w:hAnsi="Wingdings" w:hint="default"/>
+        <w:sz w:val="20"/>
+      </w:rPr>
+    </w:lvl>
+    <w:lvl w:ilvl="6" w:tentative="1">
+      <w:start w:val="1"/>
+      <w:numFmt w:val="bullet"/>
+      <w:lvlText w:val=""/>
+      <w:lvlJc w:val="left"/>
+      <w:pPr>
+        <w:tabs>
+          <w:tab w:val="num" w:pos="5040"/>
+        </w:tabs>
+        <w:ind w:left="5040" w:hanging="360"/>
+      </w:pPr>
+      <w:rPr>
+        <w:rFonts w:ascii="Wingdings" w:hAnsi="Wingdings" w:hint="default"/>
+        <w:sz w:val="20"/>
+      </w:rPr>
+    </w:lvl>
+    <w:lvl w:ilvl="7" w:tentative="1">
+      <w:start w:val="1"/>
+      <w:numFmt w:val="bullet"/>
+      <w:lvlText w:val=""/>
+      <w:lvlJc w:val="left"/>
+      <w:pPr>
+        <w:tabs>
+          <w:tab w:val="num" w:pos="5760"/>
+        </w:tabs>
+        <w:ind w:left="5760" w:hanging="360"/>
+      </w:pPr>
+      <w:rPr>
+        <w:rFonts w:ascii="Wingdings" w:hAnsi="Wingdings" w:hint="default"/>
+        <w:sz w:val="20"/>
+      </w:rPr>
+    </w:lvl>
+    <w:lvl w:ilvl="8" w:tentative="1">
+      <w:start w:val="1"/>
+      <w:numFmt w:val="bullet"/>
+      <w:lvlText w:val=""/>
+      <w:lvlJc w:val="left"/>
+      <w:pPr>
+        <w:tabs>
+          <w:tab w:val="num" w:pos="6480"/>
+        </w:tabs>
+        <w:ind w:left="6480" w:hanging="360"/>
+      </w:pPr>
+      <w:rPr>
+        <w:rFonts w:ascii="Wingdings" w:hAnsi="Wingdings" w:hint="default"/>
+        <w:sz w:val="20"/>
+      </w:rPr>
+    </w:lvl>
+  </w:abstractNum>
+  <w:abstractNum w:abstractNumId="14" w15:restartNumberingAfterBreak="0">
     <w:nsid w:val="673B1F2A"/>
     <w:multiLevelType w:val="multilevel"/>
     <w:tmpl w:val="6FF2321C"/>
@@ -13684,7 +15874,7 @@
       </w:pPr>
     </w:lvl>
   </w:abstractNum>
-  <w:abstractNum w:abstractNumId="11" w15:restartNumberingAfterBreak="0">
+  <w:abstractNum w:abstractNumId="15" w15:restartNumberingAfterBreak="0">
     <w:nsid w:val="68876283"/>
     <w:multiLevelType w:val="multilevel"/>
     <w:tmpl w:val="06729A0C"/>
@@ -13833,7 +16023,7 @@
       </w:rPr>
     </w:lvl>
   </w:abstractNum>
-  <w:abstractNum w:abstractNumId="12" w15:restartNumberingAfterBreak="0">
+  <w:abstractNum w:abstractNumId="16" w15:restartNumberingAfterBreak="0">
     <w:nsid w:val="69FC382A"/>
     <w:multiLevelType w:val="multilevel"/>
     <w:tmpl w:val="D9C05AD8"/>
@@ -13982,7 +16172,7 @@
       </w:rPr>
     </w:lvl>
   </w:abstractNum>
-  <w:abstractNum w:abstractNumId="13" w15:restartNumberingAfterBreak="0">
+  <w:abstractNum w:abstractNumId="17" w15:restartNumberingAfterBreak="0">
     <w:nsid w:val="6E1B5547"/>
     <w:multiLevelType w:val="multilevel"/>
     <w:tmpl w:val="79EE227A"/>
@@ -14131,7 +16321,305 @@
       </w:rPr>
     </w:lvl>
   </w:abstractNum>
-  <w:abstractNum w:abstractNumId="14" w15:restartNumberingAfterBreak="0">
+  <w:abstractNum w:abstractNumId="18" w15:restartNumberingAfterBreak="0">
+    <w:nsid w:val="6E1D2EB6"/>
+    <w:multiLevelType w:val="multilevel"/>
+    <w:tmpl w:val="935003EA"/>
+    <w:lvl w:ilvl="0">
+      <w:start w:val="1"/>
+      <w:numFmt w:val="bullet"/>
+      <w:lvlText w:val=""/>
+      <w:lvlJc w:val="left"/>
+      <w:pPr>
+        <w:tabs>
+          <w:tab w:val="num" w:pos="720"/>
+        </w:tabs>
+        <w:ind w:left="720" w:hanging="360"/>
+      </w:pPr>
+      <w:rPr>
+        <w:rFonts w:ascii="Symbol" w:hAnsi="Symbol" w:hint="default"/>
+        <w:sz w:val="20"/>
+      </w:rPr>
+    </w:lvl>
+    <w:lvl w:ilvl="1" w:tentative="1">
+      <w:start w:val="1"/>
+      <w:numFmt w:val="bullet"/>
+      <w:lvlText w:val="o"/>
+      <w:lvlJc w:val="left"/>
+      <w:pPr>
+        <w:tabs>
+          <w:tab w:val="num" w:pos="1440"/>
+        </w:tabs>
+        <w:ind w:left="1440" w:hanging="360"/>
+      </w:pPr>
+      <w:rPr>
+        <w:rFonts w:ascii="Courier New" w:hAnsi="Courier New" w:hint="default"/>
+        <w:sz w:val="20"/>
+      </w:rPr>
+    </w:lvl>
+    <w:lvl w:ilvl="2" w:tentative="1">
+      <w:start w:val="1"/>
+      <w:numFmt w:val="bullet"/>
+      <w:lvlText w:val=""/>
+      <w:lvlJc w:val="left"/>
+      <w:pPr>
+        <w:tabs>
+          <w:tab w:val="num" w:pos="2160"/>
+        </w:tabs>
+        <w:ind w:left="2160" w:hanging="360"/>
+      </w:pPr>
+      <w:rPr>
+        <w:rFonts w:ascii="Wingdings" w:hAnsi="Wingdings" w:hint="default"/>
+        <w:sz w:val="20"/>
+      </w:rPr>
+    </w:lvl>
+    <w:lvl w:ilvl="3" w:tentative="1">
+      <w:start w:val="1"/>
+      <w:numFmt w:val="bullet"/>
+      <w:lvlText w:val=""/>
+      <w:lvlJc w:val="left"/>
+      <w:pPr>
+        <w:tabs>
+          <w:tab w:val="num" w:pos="2880"/>
+        </w:tabs>
+        <w:ind w:left="2880" w:hanging="360"/>
+      </w:pPr>
+      <w:rPr>
+        <w:rFonts w:ascii="Wingdings" w:hAnsi="Wingdings" w:hint="default"/>
+        <w:sz w:val="20"/>
+      </w:rPr>
+    </w:lvl>
+    <w:lvl w:ilvl="4" w:tentative="1">
+      <w:start w:val="1"/>
+      <w:numFmt w:val="bullet"/>
+      <w:lvlText w:val=""/>
+      <w:lvlJc w:val="left"/>
+      <w:pPr>
+        <w:tabs>
+          <w:tab w:val="num" w:pos="3600"/>
+        </w:tabs>
+        <w:ind w:left="3600" w:hanging="360"/>
+      </w:pPr>
+      <w:rPr>
+        <w:rFonts w:ascii="Wingdings" w:hAnsi="Wingdings" w:hint="default"/>
+        <w:sz w:val="20"/>
+      </w:rPr>
+    </w:lvl>
+    <w:lvl w:ilvl="5" w:tentative="1">
+      <w:start w:val="1"/>
+      <w:numFmt w:val="bullet"/>
+      <w:lvlText w:val=""/>
+      <w:lvlJc w:val="left"/>
+      <w:pPr>
+        <w:tabs>
+          <w:tab w:val="num" w:pos="4320"/>
+        </w:tabs>
+        <w:ind w:left="4320" w:hanging="360"/>
+      </w:pPr>
+      <w:rPr>
+        <w:rFonts w:ascii="Wingdings" w:hAnsi="Wingdings" w:hint="default"/>
+        <w:sz w:val="20"/>
+      </w:rPr>
+    </w:lvl>
+    <w:lvl w:ilvl="6" w:tentative="1">
+      <w:start w:val="1"/>
+      <w:numFmt w:val="bullet"/>
+      <w:lvlText w:val=""/>
+      <w:lvlJc w:val="left"/>
+      <w:pPr>
+        <w:tabs>
+          <w:tab w:val="num" w:pos="5040"/>
+        </w:tabs>
+        <w:ind w:left="5040" w:hanging="360"/>
+      </w:pPr>
+      <w:rPr>
+        <w:rFonts w:ascii="Wingdings" w:hAnsi="Wingdings" w:hint="default"/>
+        <w:sz w:val="20"/>
+      </w:rPr>
+    </w:lvl>
+    <w:lvl w:ilvl="7" w:tentative="1">
+      <w:start w:val="1"/>
+      <w:numFmt w:val="bullet"/>
+      <w:lvlText w:val=""/>
+      <w:lvlJc w:val="left"/>
+      <w:pPr>
+        <w:tabs>
+          <w:tab w:val="num" w:pos="5760"/>
+        </w:tabs>
+        <w:ind w:left="5760" w:hanging="360"/>
+      </w:pPr>
+      <w:rPr>
+        <w:rFonts w:ascii="Wingdings" w:hAnsi="Wingdings" w:hint="default"/>
+        <w:sz w:val="20"/>
+      </w:rPr>
+    </w:lvl>
+    <w:lvl w:ilvl="8" w:tentative="1">
+      <w:start w:val="1"/>
+      <w:numFmt w:val="bullet"/>
+      <w:lvlText w:val=""/>
+      <w:lvlJc w:val="left"/>
+      <w:pPr>
+        <w:tabs>
+          <w:tab w:val="num" w:pos="6480"/>
+        </w:tabs>
+        <w:ind w:left="6480" w:hanging="360"/>
+      </w:pPr>
+      <w:rPr>
+        <w:rFonts w:ascii="Wingdings" w:hAnsi="Wingdings" w:hint="default"/>
+        <w:sz w:val="20"/>
+      </w:rPr>
+    </w:lvl>
+  </w:abstractNum>
+  <w:abstractNum w:abstractNumId="19" w15:restartNumberingAfterBreak="0">
+    <w:nsid w:val="6EC36C73"/>
+    <w:multiLevelType w:val="multilevel"/>
+    <w:tmpl w:val="73727AA4"/>
+    <w:lvl w:ilvl="0">
+      <w:start w:val="1"/>
+      <w:numFmt w:val="bullet"/>
+      <w:lvlText w:val=""/>
+      <w:lvlJc w:val="left"/>
+      <w:pPr>
+        <w:tabs>
+          <w:tab w:val="num" w:pos="720"/>
+        </w:tabs>
+        <w:ind w:left="720" w:hanging="360"/>
+      </w:pPr>
+      <w:rPr>
+        <w:rFonts w:ascii="Symbol" w:hAnsi="Symbol" w:hint="default"/>
+        <w:sz w:val="20"/>
+      </w:rPr>
+    </w:lvl>
+    <w:lvl w:ilvl="1" w:tentative="1">
+      <w:start w:val="1"/>
+      <w:numFmt w:val="bullet"/>
+      <w:lvlText w:val="o"/>
+      <w:lvlJc w:val="left"/>
+      <w:pPr>
+        <w:tabs>
+          <w:tab w:val="num" w:pos="1440"/>
+        </w:tabs>
+        <w:ind w:left="1440" w:hanging="360"/>
+      </w:pPr>
+      <w:rPr>
+        <w:rFonts w:ascii="Courier New" w:hAnsi="Courier New" w:hint="default"/>
+        <w:sz w:val="20"/>
+      </w:rPr>
+    </w:lvl>
+    <w:lvl w:ilvl="2" w:tentative="1">
+      <w:start w:val="1"/>
+      <w:numFmt w:val="bullet"/>
+      <w:lvlText w:val=""/>
+      <w:lvlJc w:val="left"/>
+      <w:pPr>
+        <w:tabs>
+          <w:tab w:val="num" w:pos="2160"/>
+        </w:tabs>
+        <w:ind w:left="2160" w:hanging="360"/>
+      </w:pPr>
+      <w:rPr>
+        <w:rFonts w:ascii="Wingdings" w:hAnsi="Wingdings" w:hint="default"/>
+        <w:sz w:val="20"/>
+      </w:rPr>
+    </w:lvl>
+    <w:lvl w:ilvl="3" w:tentative="1">
+      <w:start w:val="1"/>
+      <w:numFmt w:val="bullet"/>
+      <w:lvlText w:val=""/>
+      <w:lvlJc w:val="left"/>
+      <w:pPr>
+        <w:tabs>
+          <w:tab w:val="num" w:pos="2880"/>
+        </w:tabs>
+        <w:ind w:left="2880" w:hanging="360"/>
+      </w:pPr>
+      <w:rPr>
+        <w:rFonts w:ascii="Wingdings" w:hAnsi="Wingdings" w:hint="default"/>
+        <w:sz w:val="20"/>
+      </w:rPr>
+    </w:lvl>
+    <w:lvl w:ilvl="4" w:tentative="1">
+      <w:start w:val="1"/>
+      <w:numFmt w:val="bullet"/>
+      <w:lvlText w:val=""/>
+      <w:lvlJc w:val="left"/>
+      <w:pPr>
+        <w:tabs>
+          <w:tab w:val="num" w:pos="3600"/>
+        </w:tabs>
+        <w:ind w:left="3600" w:hanging="360"/>
+      </w:pPr>
+      <w:rPr>
+        <w:rFonts w:ascii="Wingdings" w:hAnsi="Wingdings" w:hint="default"/>
+        <w:sz w:val="20"/>
+      </w:rPr>
+    </w:lvl>
+    <w:lvl w:ilvl="5" w:tentative="1">
+      <w:start w:val="1"/>
+      <w:numFmt w:val="bullet"/>
+      <w:lvlText w:val=""/>
+      <w:lvlJc w:val="left"/>
+      <w:pPr>
+        <w:tabs>
+          <w:tab w:val="num" w:pos="4320"/>
+        </w:tabs>
+        <w:ind w:left="4320" w:hanging="360"/>
+      </w:pPr>
+      <w:rPr>
+        <w:rFonts w:ascii="Wingdings" w:hAnsi="Wingdings" w:hint="default"/>
+        <w:sz w:val="20"/>
+      </w:rPr>
+    </w:lvl>
+    <w:lvl w:ilvl="6" w:tentative="1">
+      <w:start w:val="1"/>
+      <w:numFmt w:val="bullet"/>
+      <w:lvlText w:val=""/>
+      <w:lvlJc w:val="left"/>
+      <w:pPr>
+        <w:tabs>
+          <w:tab w:val="num" w:pos="5040"/>
+        </w:tabs>
+        <w:ind w:left="5040" w:hanging="360"/>
+      </w:pPr>
+      <w:rPr>
+        <w:rFonts w:ascii="Wingdings" w:hAnsi="Wingdings" w:hint="default"/>
+        <w:sz w:val="20"/>
+      </w:rPr>
+    </w:lvl>
+    <w:lvl w:ilvl="7" w:tentative="1">
+      <w:start w:val="1"/>
+      <w:numFmt w:val="bullet"/>
+      <w:lvlText w:val=""/>
+      <w:lvlJc w:val="left"/>
+      <w:pPr>
+        <w:tabs>
+          <w:tab w:val="num" w:pos="5760"/>
+        </w:tabs>
+        <w:ind w:left="5760" w:hanging="360"/>
+      </w:pPr>
+      <w:rPr>
+        <w:rFonts w:ascii="Wingdings" w:hAnsi="Wingdings" w:hint="default"/>
+        <w:sz w:val="20"/>
+      </w:rPr>
+    </w:lvl>
+    <w:lvl w:ilvl="8" w:tentative="1">
+      <w:start w:val="1"/>
+      <w:numFmt w:val="bullet"/>
+      <w:lvlText w:val=""/>
+      <w:lvlJc w:val="left"/>
+      <w:pPr>
+        <w:tabs>
+          <w:tab w:val="num" w:pos="6480"/>
+        </w:tabs>
+        <w:ind w:left="6480" w:hanging="360"/>
+      </w:pPr>
+      <w:rPr>
+        <w:rFonts w:ascii="Wingdings" w:hAnsi="Wingdings" w:hint="default"/>
+        <w:sz w:val="20"/>
+      </w:rPr>
+    </w:lvl>
+  </w:abstractNum>
+  <w:abstractNum w:abstractNumId="20" w15:restartNumberingAfterBreak="0">
     <w:nsid w:val="74DE2736"/>
     <w:multiLevelType w:val="multilevel"/>
     <w:tmpl w:val="09D2F912"/>
@@ -14280,7 +16768,7 @@
       </w:rPr>
     </w:lvl>
   </w:abstractNum>
-  <w:abstractNum w:abstractNumId="15" w15:restartNumberingAfterBreak="0">
+  <w:abstractNum w:abstractNumId="21" w15:restartNumberingAfterBreak="0">
     <w:nsid w:val="76060969"/>
     <w:multiLevelType w:val="multilevel"/>
     <w:tmpl w:val="60A658F6"/>
@@ -14397,31 +16885,31 @@
     <w:abstractNumId w:val="3"/>
   </w:num>
   <w:num w:numId="2" w16cid:durableId="2032677947">
-    <w:abstractNumId w:val="13"/>
+    <w:abstractNumId w:val="17"/>
   </w:num>
   <w:num w:numId="3" w16cid:durableId="447967894">
-    <w:abstractNumId w:val="11"/>
+    <w:abstractNumId w:val="15"/>
   </w:num>
   <w:num w:numId="4" w16cid:durableId="1948586647">
     <w:abstractNumId w:val="5"/>
   </w:num>
   <w:num w:numId="5" w16cid:durableId="1456557847">
-    <w:abstractNumId w:val="9"/>
+    <w:abstractNumId w:val="12"/>
   </w:num>
   <w:num w:numId="6" w16cid:durableId="1999258918">
-    <w:abstractNumId w:val="14"/>
+    <w:abstractNumId w:val="20"/>
   </w:num>
   <w:num w:numId="7" w16cid:durableId="1595553254">
     <w:abstractNumId w:val="1"/>
   </w:num>
   <w:num w:numId="8" w16cid:durableId="1759331996">
-    <w:abstractNumId w:val="10"/>
+    <w:abstractNumId w:val="14"/>
   </w:num>
   <w:num w:numId="9" w16cid:durableId="1809743722">
     <w:abstractNumId w:val="4"/>
   </w:num>
   <w:num w:numId="10" w16cid:durableId="941691371">
-    <w:abstractNumId w:val="12"/>
+    <w:abstractNumId w:val="16"/>
   </w:num>
   <w:num w:numId="11" w16cid:durableId="1547454085">
     <w:abstractNumId w:val="6"/>
@@ -14430,16 +16918,34 @@
     <w:abstractNumId w:val="2"/>
   </w:num>
   <w:num w:numId="13" w16cid:durableId="1386490155">
-    <w:abstractNumId w:val="7"/>
+    <w:abstractNumId w:val="8"/>
   </w:num>
   <w:num w:numId="14" w16cid:durableId="946355121">
     <w:abstractNumId w:val="0"/>
   </w:num>
   <w:num w:numId="15" w16cid:durableId="1113983672">
-    <w:abstractNumId w:val="8"/>
+    <w:abstractNumId w:val="10"/>
   </w:num>
   <w:num w:numId="16" w16cid:durableId="959796260">
-    <w:abstractNumId w:val="15"/>
+    <w:abstractNumId w:val="21"/>
+  </w:num>
+  <w:num w:numId="17" w16cid:durableId="187988402">
+    <w:abstractNumId w:val="9"/>
+  </w:num>
+  <w:num w:numId="18" w16cid:durableId="1107656089">
+    <w:abstractNumId w:val="18"/>
+  </w:num>
+  <w:num w:numId="19" w16cid:durableId="562181151">
+    <w:abstractNumId w:val="7"/>
+  </w:num>
+  <w:num w:numId="20" w16cid:durableId="932779661">
+    <w:abstractNumId w:val="11"/>
+  </w:num>
+  <w:num w:numId="21" w16cid:durableId="1833520415">
+    <w:abstractNumId w:val="13"/>
+  </w:num>
+  <w:num w:numId="22" w16cid:durableId="898515150">
+    <w:abstractNumId w:val="19"/>
   </w:num>
 </w:numbering>
 </file>
@@ -15047,6 +17553,7 @@
   <w:style w:type="character" w:default="1" w:styleId="DefaultParagraphFont">
     <w:name w:val="Default Paragraph Font"/>
     <w:uiPriority w:val="1"/>
+    <w:semiHidden/>
     <w:unhideWhenUsed/>
   </w:style>
   <w:style w:type="table" w:default="1" w:styleId="TableNormal">
